--- a/docx/03_Feasibility Study - Morise Holdings Limited.docx
+++ b/docx/03_Feasibility Study - Morise Holdings Limited.docx
@@ -7309,6 +7309,54 @@
       </w:pPr>
       <w:r>
         <w:t>Feasibility — activation confirmed straightforward: a two-part seed change (the permission catalogue entries plus the role grants), no schema or endpoint change, verified end to end through the API.</w:t>
+      </w:r>
+    </w:p>
+    <w:p>
+      <w:pPr>
+        <w:pStyle w:val="Heading1"/>
+      </w:pPr>
+      <w:r>
+        <w:t>Implementation Status Update 69 (31 August 2026) — Customer Storefront Wording: Services Catalog / Add to Invoice / Invoice</w:t>
+      </w:r>
+    </w:p>
+    <w:p>
+      <w:pPr>
+        <w:pStyle w:val="BodyText"/>
+      </w:pPr>
+      <w:r>
+        <w:t>An administrator asked for three wording changes in the Customer Storefront: “product catalog” becomes “services catalog”, the “Add to Cart” action becomes “Add to Invoice”, and “Cart” becomes “Invoice” throughout the shopping flow.</w:t>
+      </w:r>
+    </w:p>
+    <w:p>
+      <w:pPr>
+        <w:pStyle w:val="BodyText"/>
+      </w:pPr>
+      <w:r>
+        <w:t>The change is front-end text only. It updates the storefront's string catalogue: en.js (the master key set) in full — header.cart (Cart — Invoice), common.addToCart / productDetail.added / productDetail.addFromBranch (the “Add to Cart” / “Added to Cart” forms — the “Invoice” forms), shop.heading (“Product Catalog” — “Services Catalog”), shop.loadFailed, cart.crumb (“Shop / Cart” — “Shop / Invoice”), cart.heading (“Cart &amp; Checkout” — “Invoice &amp; Checkout”), cart.emptyLead, cart.browseCatalog, landing.feat.shop.title, and the landing hero / step / disclaimer prose that mentions “product catalog” or “your cart” — plus the matching, already-translated keys in the eight other full languages (French, Spanish, Portuguese, German, Italian, Swahili, Luganda, Arabic) and the two partial ones (Runyankole, Acholi), so no supported language shows the old wording. The header basket icon changes from 🛒 to 🧾.</w:t>
+      </w:r>
+    </w:p>
+    <w:p>
+      <w:pPr>
+        <w:pStyle w:val="BodyText"/>
+      </w:pPr>
+      <w:r>
+        <w:t>No route, component, API, permission or data-model change: the URL is still /cart, the React components (CartPage, CartProvider, lib/cart.jsx), the CSS classes and the orders / invoices back end are untouched — an order still creates its Invoice at order time exactly as before. Only the customer-facing labels change, to “services catalog”, “Add to Invoice” and “Invoice”. Verified with a production vite build (73 modules, no errors).</w:t>
+      </w:r>
+    </w:p>
+    <w:p>
+      <w:pPr>
+        <w:pStyle w:val="Heading2"/>
+      </w:pPr>
+      <w:r>
+        <w:t>Impact on this document</w:t>
+      </w:r>
+    </w:p>
+    <w:p>
+      <w:pPr>
+        <w:pStyle w:val="BodyText"/>
+      </w:pPr>
+      <w:r>
+        <w:t>Feasibility — trivial: a string-catalogue edit across en.js and the translated tables, verified by a clean build. No risk to any running behaviour.</w:t>
       </w:r>
     </w:p>
     <w:sectPr>

--- a/docx/03_Feasibility Study - Morise Holdings Limited.docx
+++ b/docx/03_Feasibility Study - Morise Holdings Limited.docx
@@ -7357,6 +7357,54 @@
       </w:pPr>
       <w:r>
         <w:t>Feasibility — trivial: a string-catalogue edit across en.js and the translated tables, verified by a clean build. No risk to any running behaviour.</w:t>
+      </w:r>
+    </w:p>
+    <w:p>
+      <w:pPr>
+        <w:pStyle w:val="Heading1"/>
+      </w:pPr>
+      <w:r>
+        <w:t>Implementation Status Update 70 (1 September 2026) — Payroll Management — Feature Specification</w:t>
+      </w:r>
+    </w:p>
+    <w:p>
+      <w:pPr>
+        <w:pStyle w:val="BodyText"/>
+      </w:pPr>
+      <w:r>
+        <w:t>An administrator asked that a Payroll Management section be recorded: the payroll system should support employees across multiple subsidiaries, with salary structures (basic salary, allowances, overtime, bonuses, commissions), deductions (loans, advances, taxes, statutory deductions, pension contributions), payroll approval, payslip generation, bank payment schedules, payroll history, and payroll reports at department, company and consolidated group level.</w:t>
+      </w:r>
+    </w:p>
+    <w:p>
+      <w:pPr>
+        <w:pStyle w:val="BodyText"/>
+      </w:pPr>
+      <w:r>
+        <w:t>Much of the core is already built (Update 41, 28 August 2026). MBMS runs a monthly PayrollRun per subsidiary (draft → approved → paid), producing a Payslip per active employee that computes Uganda PAYE and the NSSF employee / employer contributions from Employee.grossSalary, less any salary-advance instalment and a manual other-deductions figure; paying a run posts a balanced journal entry to that company's ledger and notifies each employee whose login can see their payslip. Salary advances have their own request → approve / reject → recovering → recovered lifecycle and are recovered automatically by the next run. The module is multi-subsidiary: every run is company-scoped and payroll.viewAll gives group-wide visibility; My Payslips is the employee self-service view. Of the requested list, these are live: multi-subsidiary support, basic (gross) salary, advances, taxes (PAYE), statutory deductions (NSSF), pension via NSSF, payroll approval, payslip data generation and payroll history.</w:t>
+      </w:r>
+    </w:p>
+    <w:p>
+      <w:pPr>
+        <w:pStyle w:val="BodyText"/>
+      </w:pPr>
+      <w:r>
+        <w:t>The rest is recorded as the Payroll Management backlog on top of that core, and is not built: a salary-structure model with distinct components (basic, allowances, overtime, bonuses, commissions) rather than a single gross figure; typed deductions and a long-term loan facility (with an interest / repayment schedule) distinct from the short-term advance; a voluntary / occupational pension scheme beyond NSSF; a rendered PDF payslip; bank payment schedules / an EFT payment file; and the reporting suite — payroll reports, department payroll reports (there is no department dimension on the payslip today), company payroll reports and consolidated group payroll reports (no report endpoint exists). This update adds the specification only — no code, schema, endpoint or permission change; the built Payroll module is unchanged.</w:t>
+      </w:r>
+    </w:p>
+    <w:p>
+      <w:pPr>
+        <w:pStyle w:val="Heading2"/>
+      </w:pPr>
+      <w:r>
+        <w:t>Impact on this document</w:t>
+      </w:r>
+    </w:p>
+    <w:p>
+      <w:pPr>
+        <w:pStyle w:val="BodyText"/>
+      </w:pPr>
+      <w:r>
+        <w:t>Feasibility — the built PayrollRun / Payslip / SalaryAdvance model and the Uganda statutory util are a proven base; adding salary-structure components, typed deductions, loans, a payslip PDF, bank schedules and roll-up reports is additive (new columns / tables + report endpoints), not a rebuild.</w:t>
       </w:r>
     </w:p>
     <w:sectPr>

--- a/docx/03_Feasibility Study - Morise Holdings Limited.docx
+++ b/docx/03_Feasibility Study - Morise Holdings Limited.docx
@@ -7405,6 +7405,54 @@
       </w:pPr>
       <w:r>
         <w:t>Feasibility — the built PayrollRun / Payslip / SalaryAdvance model and the Uganda statutory util are a proven base; adding salary-structure components, typed deductions, loans, a payslip PDF, bank schedules and roll-up reports is additive (new columns / tables + report endpoints), not a rebuild.</w:t>
+      </w:r>
+    </w:p>
+    <w:p>
+      <w:pPr>
+        <w:pStyle w:val="Heading1"/>
+      </w:pPr>
+      <w:r>
+        <w:t>Implementation Status Update 71 (1 September 2026) — Payroll: Salary Structures, Allowances, Overtime &amp; Bonuses</w:t>
+      </w:r>
+    </w:p>
+    <w:p>
+      <w:pPr>
+        <w:pStyle w:val="BodyText"/>
+      </w:pPr>
+      <w:r>
+        <w:t>Implementing the first slice of the Payroll Management backlog recorded in Update 70: salary structures, allowances, overtime and bonuses are now built. An employee's monthly pay is built up from a salary structure of components — a basic salary, one or more allowances, and one-off overtime or bonus lines — instead of a single flat gross figure.</w:t>
+      </w:r>
+    </w:p>
+    <w:p>
+      <w:pPr>
+        <w:pStyle w:val="BodyText"/>
+      </w:pPr>
+      <w:r>
+        <w:t>What changed (mbms/backend/src/payroll/ + one migration + the Payroll admin screen): a new salary_components table (type basic / allowance / overtime / bonus, label, amount, a recurring flag, and periodYear / periodMonth for a one-off line) holds each employee's structure; a payslip_components child table records the earnings breakdown captured on every payslip. A payroll run now derives each employee's gross from the sum of their applicable components (all recurring components, plus one-off components tagged for that month), falling back to Employee.grossSalary when an employee has no structure — so existing data keeps working. PAYE and NSSF are still computed on the resulting gross by the same Uganda statutory util; the GL posting on pay is unchanged. New endpoints: GET / POST /api/v1/payroll/salary-components, PATCH / DELETE /api/v1/payroll/salary-components/:id, and GET /api/v1/payroll/salary-structure/:employeeId (the assembled structure for a month with a PAYE / NSSF / net preview) — all under the existing payroll.manage / payroll.viewAll permissions, no new code. The Admin Payroll screen gains a Salary structures tab; each payslip row in a run expands to its component breakdown; My Payslips carries the same breakdown.</w:t>
+      </w:r>
+    </w:p>
+    <w:p>
+      <w:pPr>
+        <w:pStyle w:val="BodyText"/>
+      </w:pPr>
+      <w:r>
+        <w:t>Verified end to end: two demo Morise Agro Ltd employees were given a structure (basic + housing + transport allowances, plus a one-off overtime line for Grace Auma and a one-off performance bonus for Peter Kintu); a September 2026 payroll run derived their gross from the components (Grace 1,600,000 → 1,780,000 with the overtime; Kintu 2,800,000 → 3,300,000 with the bonus) and each payslip carried the four-line breakdown, while structure-less employees fell back to their flat gross unchanged; component create / update / delete work and a role without payroll.manage is refused (403). Backend nest build and the admin vite build are clean. Migration 20260901120000_salary_structures applied. The remaining Payroll Management backlog — commissions, typed deductions, a loan facility, a voluntary pension, a payslip PDF, bank payment schedules and the reporting suite — is unchanged.</w:t>
+      </w:r>
+    </w:p>
+    <w:p>
+      <w:pPr>
+        <w:pStyle w:val="Heading2"/>
+      </w:pPr>
+      <w:r>
+        <w:t>Impact on this document</w:t>
+      </w:r>
+    </w:p>
+    <w:p>
+      <w:pPr>
+        <w:pStyle w:val="BodyText"/>
+      </w:pPr>
+      <w:r>
+        <w:t>Feasibility — delivered as anticipated: additive (two tables + a migration + a gross-derivation change), reusing the existing PAYE / NSSF util and the GL posting; no rebuild.</w:t>
       </w:r>
     </w:p>
     <w:sectPr>

--- a/docx/03_Feasibility Study - Morise Holdings Limited.docx
+++ b/docx/03_Feasibility Study - Morise Holdings Limited.docx
@@ -7453,6 +7453,54 @@
       </w:pPr>
       <w:r>
         <w:t>Feasibility — delivered as anticipated: additive (two tables + a migration + a gross-derivation change), reusing the existing PAYE / NSSF util and the GL posting; no rebuild.</w:t>
+      </w:r>
+    </w:p>
+    <w:p>
+      <w:pPr>
+        <w:pStyle w:val="Heading1"/>
+      </w:pPr>
+      <w:r>
+        <w:t>Implementation Status Update 72 (1 September 2026) — Accounting &amp; Finance Feature Section</w:t>
+      </w:r>
+    </w:p>
+    <w:p>
+      <w:pPr>
+        <w:pStyle w:val="BodyText"/>
+      </w:pPr>
+      <w:r>
+        <w:t>An administrator asked that a “7. Accounting and Finance” section be recorded: the financial module should be one of the core components of the system, covering General Ledger (chart of accounts, journal entries, general ledger, trial balance, financial periods, account reconciliation, recurring journals, adjusting entries, closing entries), Accounts Receivable (customer invoices, credit / debit notes, customer payments, outstanding invoices, payment reminders, customer statements, aging reports, receivable reconciliation), Accounts Payable (supplier / purchase invoices, supplier payments, credit notes, supplier statements, outstanding bills, aging reports, payment schedules, approval workflows) and Financial Statements (Profit and Loss, Balance Sheet, Cash Flow Statement, Trial Balance, General Ledger, Statement of Changes in Equity, Budget versus actual, Financial ratios, Management accounts).</w:t>
+      </w:r>
+    </w:p>
+    <w:p>
+      <w:pPr>
+        <w:pStyle w:val="BodyText"/>
+      </w:pPr>
+      <w:r>
+        <w:t>This module is already one of the built core components of MBMS — the Sprint 10 “Full Accounting” slice and the 19 August 2026 Financial Module Deepening. Against the requested list, all four areas are substantially built. General Ledger: the Account chart (type / sub-type), JournalEntry / JournalEntryItem with a draft → posted lifecycle and a standard / adjusting / closing entry type, FinancialPeriod with an open → closed lifecycle (a close posts the closing entries), RecurringJournalEntry with a generate action, AccountReconciliation, and reports for the general ledger and trial balance. Accounts Receivable: Invoice, CustomerCreditNote / CustomerDebitNote, Payment / PaymentAllocation, and /ar endpoints for aging, outstanding invoices, a customer statement (with PDF) and a payment reminder. Accounts Payable: SupplierInvoice / SupplierInvoiceItem with a draft → pending_approval → approved → paid workflow (submit-for-approval / approve under ap.approve), SupplierPayment / SupplierPaymentApplication, SupplierCreditNote, and /ap endpoints for aging, a supplier statement and a payment schedule. Financial Statements: /accounting/reports/ for income-statement (Profit and Loss), balance-sheet, cash-flow-statement, trial-balance, general-ledger, statement-of-changes-in-equity, budget-vs-actual (with the Budget model), financial-ratios and management-accounts. All gated by accounting.manage / accounting.viewAll (AR reuses these) and ap.manage / ap.approve / ap.viewAll; the finance/overview endpoint and the FINANCIAL &amp; ACCOUNTING admin category tie them together.</w:t>
+      </w:r>
+    </w:p>
+    <w:p>
+      <w:pPr>
+        <w:pStyle w:val="BodyText"/>
+      </w:pPr>
+      <w:r>
+        <w:t>Gaps against the requested list: a dedicated Accounts Receivable sub-ledger reconciliation (open customer invoices vs. the GL AR control account) — the generic account reconciliation can be pointed at the AR control account, but there is no purpose-built AR reconciliation view; and “purchase invoices” and “supplier invoices” are the same entity here (SupplierInvoice). This update adds the specification / status record only — no code, schema, endpoint or permission change; the built financial module is unchanged.</w:t>
+      </w:r>
+    </w:p>
+    <w:p>
+      <w:pPr>
+        <w:pStyle w:val="Heading2"/>
+      </w:pPr>
+      <w:r>
+        <w:t>Impact on this document</w:t>
+      </w:r>
+    </w:p>
+    <w:p>
+      <w:pPr>
+        <w:pStyle w:val="BodyText"/>
+      </w:pPr>
+      <w:r>
+        <w:t>Feasibility — proven: the accounting core, AR, AP and the nine financial statements are built and in use; the only outstanding item (a purpose-built AR reconciliation) is a thin view over the existing reconciliation engine.</w:t>
       </w:r>
     </w:p>
     <w:sectPr>

--- a/docx/03_Feasibility Study - Morise Holdings Limited.docx
+++ b/docx/03_Feasibility Study - Morise Holdings Limited.docx
@@ -7501,6 +7501,54 @@
       </w:pPr>
       <w:r>
         <w:t>Feasibility — proven: the accounting core, AR, AP and the nine financial statements are built and in use; the only outstanding item (a purpose-built AR reconciliation) is a thin view over the existing reconciliation engine.</w:t>
+      </w:r>
+    </w:p>
+    <w:p>
+      <w:pPr>
+        <w:pStyle w:val="Heading1"/>
+      </w:pPr>
+      <w:r>
+        <w:t>Implementation Status Update 73 (1 September 2026) — Cash &amp; Bank Management Feature Section</w:t>
+      </w:r>
+    </w:p>
+    <w:p>
+      <w:pPr>
+        <w:pStyle w:val="BodyText"/>
+      </w:pPr>
+      <w:r>
+        <w:t>An administrator asked that a “Cash and Bank Management” section be recorded, covering bank account management, cash accounts, petty cash, bank deposits, bank withdrawals, transfers, bank reconciliation, cash reconciliation, payment vouchers, receipt vouchers, cash-flow forecasting and cash position reports.</w:t>
+      </w:r>
+    </w:p>
+    <w:p>
+      <w:pPr>
+        <w:pStyle w:val="BodyText"/>
+      </w:pPr>
+      <w:r>
+        <w:t>There is no dedicated Cash &amp; Bank module in MBMS yet, but several of these features are already reachable through the built General Ledger. Bank and cash accounts are General Ledger Account rows carrying an accountSubType of bank or cash, created and edited through /accounting/accounts; a bank deposit, a bank withdrawal or a bank → cash / bank → bank transfer is recorded today as a manual balanced journal entry against those accounts. Bank reconciliation and cash reconciliation are fully built — the AccountReconciliation model and /accounting/reconciliations (+ /:id/reconcile) reconcile any account's ledger balance to an external statement balance as of a date, with a variance and an open → reconciled lifecycle; pointing it at a bank or cash account is exactly bank / cash reconciliation. A group-wide cash position (cash and bank balances per company) is already exposed by the dashboard financials and the /finance/overview endpoint.</w:t>
+      </w:r>
+    </w:p>
+    <w:p>
+      <w:pPr>
+        <w:pStyle w:val="BodyText"/>
+      </w:pPr>
+      <w:r>
+        <w:t>Net-new on the backlog: a purpose-built bank / cash account register (bank name, account number, currency, branch, opening balance) rather than a bare GL account; a petty cash float / imprest with top-ups and expense drawdowns; one-step deposit, withdrawal and transfer actions that post the journal entry for you; payment vouchers and receipt vouchers as printable, approved documents; cash-flow forecasting (a forward projection from open receivables / payables and scheduled items, distinct from the historical cash-flow statement); and a dedicated cash position report by account and date. This update adds the specification / status record only — no code, schema, endpoint or permission change; the built ledger and reconciliation are unchanged.</w:t>
+      </w:r>
+    </w:p>
+    <w:p>
+      <w:pPr>
+        <w:pStyle w:val="Heading2"/>
+      </w:pPr>
+      <w:r>
+        <w:t>Impact on this document</w:t>
+      </w:r>
+    </w:p>
+    <w:p>
+      <w:pPr>
+        <w:pStyle w:val="BodyText"/>
+      </w:pPr>
+      <w:r>
+        <w:t>Feasibility — low risk: reconciliation and the cash-position figures already exist; the additions (a bank / cash register, petty cash, one-step deposit / withdraw / transfer, vouchers, a forecast) are additive over the existing journal-entry and reconciliation engine.</w:t>
       </w:r>
     </w:p>
     <w:sectPr>

--- a/docx/03_Feasibility Study - Morise Holdings Limited.docx
+++ b/docx/03_Feasibility Study - Morise Holdings Limited.docx
@@ -7549,6 +7549,54 @@
       </w:pPr>
       <w:r>
         <w:t>Feasibility — low risk: reconciliation and the cash-position figures already exist; the additions (a bank / cash register, petty cash, one-step deposit / withdraw / transfer, vouchers, a forecast) are additive over the existing journal-entry and reconciliation engine.</w:t>
+      </w:r>
+    </w:p>
+    <w:p>
+      <w:pPr>
+        <w:pStyle w:val="Heading1"/>
+      </w:pPr>
+      <w:r>
+        <w:t>Implementation Status Update 74 (1 September 2026) — Budget Management Feature Section</w:t>
+      </w:r>
+    </w:p>
+    <w:p>
+      <w:pPr>
+        <w:pStyle w:val="BodyText"/>
+      </w:pPr>
+      <w:r>
+        <w:t>An administrator asked that a “Budget Management” section be recorded, covering annual budgets, department budgets, project budgets, company budgets, group budgets, capital expenditure budgets, operating expenditure budgets, budget approval, budget revisions, budget versus actual, budget utilization, budget alerts and variance analysis.</w:t>
+      </w:r>
+    </w:p>
+    <w:p>
+      <w:pPr>
+        <w:pStyle w:val="BodyText"/>
+      </w:pPr>
+      <w:r>
+        <w:t>A budgeting capability is already built in the General Ledger. A Budget is one budgeted amount per Account per FinancialPeriod, set through /accounting/budgets (an upsert; every change is audited with the previous and new amount, giving a revision trail); GET /accounting/reports/budget-vs-actual lists every budgeted account for a period with its actual posted activity, the variance and the variance percentage, and that block also rides inside /accounting/reports/management-accounts. So company budgets, budget versus actual and a derived %-utilization (actual / budgeted) are live per subsidiary. Project budgets are also built — Project.budget with a budget-vs-actual-cost variance on the project summary.</w:t>
+      </w:r>
+    </w:p>
+    <w:p>
+      <w:pPr>
+        <w:pStyle w:val="BodyText"/>
+      </w:pPr>
+      <w:r>
+        <w:t>Net-new on the backlog: an annual (fiscal-year) budget as a first-class concept distinct from the per-period figure; a department dimension on the budget; a group budget that rolls up across the subsidiaries; an explicit capital-expenditure / operating-expenditure classification; a budget approval workflow (draft → approved) and versioned budget revisions (original vs revised, not just an audit trail); a dedicated budget-utilization report; budget alerts when spend crosses a threshold (this codebase has no configurable alert-rule engine yet); and a deeper variance analysis (favourable / unfavourable classification, drill-down and commentary) beyond the budget-vs-actual figure. This update adds the specification / status record only — no code, schema, endpoint or permission change; the built Budget model and budget-vs-actual report are unchanged.</w:t>
+      </w:r>
+    </w:p>
+    <w:p>
+      <w:pPr>
+        <w:pStyle w:val="Heading2"/>
+      </w:pPr>
+      <w:r>
+        <w:t>Impact on this document</w:t>
+      </w:r>
+    </w:p>
+    <w:p>
+      <w:pPr>
+        <w:pStyle w:val="BodyText"/>
+      </w:pPr>
+      <w:r>
+        <w:t>Feasibility — low risk: the Budget model, the budget-vs-actual computation and project budgets exist; the additions (a department / annual / group dimension, an approval + revision state, alerts, a utilization report) are additive over that base.</w:t>
       </w:r>
     </w:p>
     <w:sectPr>

--- a/docx/03_Feasibility Study - Morise Holdings Limited.docx
+++ b/docx/03_Feasibility Study - Morise Holdings Limited.docx
@@ -7597,6 +7597,54 @@
       </w:pPr>
       <w:r>
         <w:t>Feasibility — low risk: the Budget model, the budget-vs-actual computation and project budgets exist; the additions (a department / annual / group dimension, an approval + revision state, alerts, a utilization report) are additive over that base.</w:t>
+      </w:r>
+    </w:p>
+    <w:p>
+      <w:pPr>
+        <w:pStyle w:val="Heading1"/>
+      </w:pPr>
+      <w:r>
+        <w:t>Implementation Status Update 75 (1 September 2026) — Sales Management Feature Section</w:t>
+      </w:r>
+    </w:p>
+    <w:p>
+      <w:pPr>
+        <w:pStyle w:val="BodyText"/>
+      </w:pPr>
+      <w:r>
+        <w:t>An administrator asked that a “Sales Management” section be recorded, covering Customer Management (customer registration, profiles, contacts, categories, credit limits, payment terms, history, statements), Sales (quotations, sales orders, delivery notes, invoices, receipts, credit notes, sales returns, discounts, promotions, sales commissions, sales targets, sales performance) and CRM (leads, opportunities, follow-ups, customer interactions, calls, emails, meetings, sales pipeline, customer complaints, customer feedback).</w:t>
+      </w:r>
+    </w:p>
+    <w:p>
+      <w:pPr>
+        <w:pStyle w:val="BodyText"/>
+      </w:pPr>
+      <w:r>
+        <w:t>Customer Management and the core of Sales are already built. The Customer model carries name, category, contact email / phone, address, credit limit, payment-terms days and status; customers are registered by staff (POST /customers) or self-register in the storefront (with a Google-linked option), edited via PATCH /customers/:id, filtered by category, and each has a statement (GET /customers/:id/statement, plus /ar/statement and the storefront statement + PDF) and an order / invoice / payment history. On the Sales side: Order with a placed → confirmed → packed → out_for_delivery → delivered status machine (/sales/orders, sales.order.manage); an Invoice per order; CustomerCreditNote (/ar/credit-notes); admin-managed discount codes and promotional banners consumed by the storefront; and the Delivery module tracks the physical delivery with proof of delivery. Support tickets (SupportTicket, open → resolved, with categories and priority) are the customer-complaint and feedback channel today.</w:t>
+      </w:r>
+    </w:p>
+    <w:p>
+      <w:pPr>
+        <w:pStyle w:val="BodyText"/>
+      </w:pPr>
+      <w:r>
+        <w:t>Net-new on the backlog: quotations; a printed delivery note and a printed receipt document; a sales-return / RMA model (a return is only a credit note today); sales commissions (also a Payroll backlog item), sales targets and a sales-performance dashboard (the “Sales Performance” tile is deliberately deferred); a multi-contact list per customer and a credit-limit check enforced at order time (the limit is stored but not enforced); and the whole CRM — leads, opportunities, follow-ups, an activity / interaction log for calls, emails and meetings, a sales pipeline, and structured customer feedback — none of which exists as a module. This update adds the specification / status record only — no code, schema, endpoint or permission change.</w:t>
+      </w:r>
+    </w:p>
+    <w:p>
+      <w:pPr>
+        <w:pStyle w:val="Heading2"/>
+      </w:pPr>
+      <w:r>
+        <w:t>Impact on this document</w:t>
+      </w:r>
+    </w:p>
+    <w:p>
+      <w:pPr>
+        <w:pStyle w:val="BodyText"/>
+      </w:pPr>
+      <w:r>
+        <w:t>Feasibility — the customer / order / invoice / credit-note / discount base is solid; quotations, returns and CRM entities are additive; a sales-performance view reuses the existing order and invoice data; CRM is the largest net-new area.</w:t>
       </w:r>
     </w:p>
     <w:sectPr>

--- a/docx/03_Feasibility Study - Morise Holdings Limited.docx
+++ b/docx/03_Feasibility Study - Morise Holdings Limited.docx
@@ -7645,6 +7645,54 @@
       </w:pPr>
       <w:r>
         <w:t>Feasibility — the customer / order / invoice / credit-note / discount base is solid; quotations, returns and CRM entities are additive; a sales-performance view reuses the existing order and invoice data; CRM is the largest net-new area.</w:t>
+      </w:r>
+    </w:p>
+    <w:p>
+      <w:pPr>
+        <w:pStyle w:val="Heading1"/>
+      </w:pPr>
+      <w:r>
+        <w:t>Implementation Status Update 76 (1 September 2026) — Procurement &amp; Purchasing Feature Section</w:t>
+      </w:r>
+    </w:p>
+    <w:p>
+      <w:pPr>
+        <w:pStyle w:val="BodyText"/>
+      </w:pPr>
+      <w:r>
+        <w:t>An administrator asked that a “Procurement and Purchasing” section be recorded, covering purchase requisitions, purchase orders, supplier quotations, requests for quotations, supplier comparison, purchase approvals, goods received notes, supplier invoices, purchase returns, procurement budgets and procurement reports, together with the end-to-end procurement workflow: Employee / Department Request → Department Approval → Procurement → Supplier Quotations → Evaluation → Management Approval → Purchase Order → Delivery → Inspection → Invoice → Payment.</w:t>
+      </w:r>
+    </w:p>
+    <w:p>
+      <w:pPr>
+        <w:pStyle w:val="BodyText"/>
+      </w:pPr>
+      <w:r>
+        <w:t>There is no dedicated Procurement module in MBMS — it has been a deliberately deferred Phase-2 area since the discovery pass — but the tail of the workflow and the supplier master are built. Suppliers are a first-class record (Supplier, /suppliers CRUD with blacklist / unblacklist and a sensitive-fields grant). On the payables side, a SupplierInvoice moves draft → pending_approval → approved → paid via /ap/invoices/:id/submit-for-approval and /approve (ap.approve, and approving it posts the balanced journal entry), plus supplier payments, supplier credit notes, an AP aging report, a supplier statement and a payment schedule. So supplier invoices are fully built, invoice approval is built, a purchase return is recorded today as a supplier credit note, and a procurement budget is a Budget line on the relevant expense or asset account with budget-vs-actual. The end-to-end procurement workflow is already documented in 05_Business Process Document (Section 6.5); only its Invoice → Payment tail is implemented.</w:t>
+      </w:r>
+    </w:p>
+    <w:p>
+      <w:pPr>
+        <w:pStyle w:val="BodyText"/>
+      </w:pPr>
+      <w:r>
+        <w:t>Net-new on the backlog: a Purchase Requisition with a department-approval step; a Request for Quotation sent to multiple suppliers; Supplier Quotations with a side-by-side comparison and an evaluation / award step; a Purchase Order with a management-approval chain; a Goods Received Note and an inspection step at delivery (no inbound-goods or inventory model exists); a Purchase Return / debit-note flow distinct from a supplier credit note; a three-way match (PO → GRN → invoice); and procurement-specific budgets and reports (spend by supplier / category, PO and requisition status, commitment vs. actual). This update adds the specification / status record only — no code, schema, endpoint or permission change; the supplier master and Accounts Payable are unchanged.</w:t>
+      </w:r>
+    </w:p>
+    <w:p>
+      <w:pPr>
+        <w:pStyle w:val="Heading2"/>
+      </w:pPr>
+      <w:r>
+        <w:t>Impact on this document</w:t>
+      </w:r>
+    </w:p>
+    <w:p>
+      <w:pPr>
+        <w:pStyle w:val="BodyText"/>
+      </w:pPr>
+      <w:r>
+        <w:t>Feasibility — the supplier record, the AP invoice-approval workflow and GL posting are a solid base; requisitions, POs, RFQs and quotations are additive entities with a familiar approval-chain shape; the GRN / inspection step depends on an inbound-goods or inventory model that also does not exist yet.</w:t>
       </w:r>
     </w:p>
     <w:sectPr>

--- a/docx/03_Feasibility Study - Morise Holdings Limited.docx
+++ b/docx/03_Feasibility Study - Morise Holdings Limited.docx
@@ -7693,6 +7693,54 @@
       </w:pPr>
       <w:r>
         <w:t>Feasibility — the supplier record, the AP invoice-approval workflow and GL posting are a solid base; requisitions, POs, RFQs and quotations are additive entities with a familiar approval-chain shape; the GRN / inspection step depends on an inbound-goods or inventory model that also does not exist yet.</w:t>
+      </w:r>
+    </w:p>
+    <w:p>
+      <w:pPr>
+        <w:pStyle w:val="Heading1"/>
+      </w:pPr>
+      <w:r>
+        <w:t>Implementation Status Update 77 (1 September 2026) — Supplier Management Feature Section</w:t>
+      </w:r>
+    </w:p>
+    <w:p>
+      <w:pPr>
+        <w:pStyle w:val="BodyText"/>
+      </w:pPr>
+      <w:r>
+        <w:t>An administrator asked that a “Supplier Management” section be recorded, covering supplier registration, supplier profiles, supplier categories, supplier contacts, supplier contracts, supplier documents, tax information, bank details, supplier evaluation, supplier performance, supplier payment history, supplier statements and supplier blacklist / suspension.</w:t>
+      </w:r>
+    </w:p>
+    <w:p>
+      <w:pPr>
+        <w:pStyle w:val="BodyText"/>
+      </w:pPr>
+      <w:r>
+        <w:t>The supplier master is already built. A Supplier is a first-class record (name, category, contact email / phone, address, tax id, a contract reference and expiry date, bank name and bank account number, and a status of active / inactive / blacklisted), registered via POST /suppliers (supplier.manage, audited), edited via PATCH /suppliers/:id, listed and filtered by category, and blacklisted / un-blacklisted through POST /suppliers/:id/blacklist and /unblacklist. Tax information and bank details are held on the record, with the bank account number masked unless the caller holds supplier.view.sensitive. Supplier payment history and supplier statements are built on the payables side — GET /api/v1/ap/statement returns a chronological invoice / payment / credit-note ledger with a running balance for a given supplier. So of the requested list, registration, profiles, categories, tax information, bank details, payment history, statements and blacklist are live.</w:t>
+      </w:r>
+    </w:p>
+    <w:p>
+      <w:pPr>
+        <w:pStyle w:val="BodyText"/>
+      </w:pPr>
+      <w:r>
+        <w:t>Gaps against the requested list: a multi-contact list per supplier (only one email / phone today); supplier contracts and supplier documents as uploaded, versioned files with a lifecycle (today only a text contract reference and expiry date — the same deferred object-storage gap this project has carried for company logos and employee documents); a dedicated time-bound suspension distinct from blacklist and the inactive status; and supplier evaluation and supplier performance — a scorecard for on-time delivery, quality and price, and a rating history — neither of which is modelled. This update adds the specification / status record only — no code, schema, endpoint or permission change; the supplier master is unchanged.</w:t>
+      </w:r>
+    </w:p>
+    <w:p>
+      <w:pPr>
+        <w:pStyle w:val="Heading2"/>
+      </w:pPr>
+      <w:r>
+        <w:t>Impact on this document</w:t>
+      </w:r>
+    </w:p>
+    <w:p>
+      <w:pPr>
+        <w:pStyle w:val="BodyText"/>
+      </w:pPr>
+      <w:r>
+        <w:t>Feasibility — the supplier record, the sensitive-field masking and the AP statement are a solid base; a multi-contact list and evaluation / performance entities are additive; supplier documents wait on the project-wide object-storage decision.</w:t>
       </w:r>
     </w:p>
     <w:sectPr>

--- a/docx/03_Feasibility Study - Morise Holdings Limited.docx
+++ b/docx/03_Feasibility Study - Morise Holdings Limited.docx
@@ -7741,6 +7741,70 @@
       </w:pPr>
       <w:r>
         <w:t>Feasibility — the supplier record, the sensitive-field masking and the AP statement are a solid base; a multi-contact list and evaluation / performance entities are additive; supplier documents wait on the project-wide object-storage decision.</w:t>
+      </w:r>
+    </w:p>
+    <w:p>
+      <w:pPr>
+        <w:pStyle w:val="Heading1"/>
+      </w:pPr>
+      <w:r>
+        <w:t>Implementation Status Update 78 (1 September 2026) — Supplier Management: Contacts, Suspension &amp; Evaluation</w:t>
+      </w:r>
+    </w:p>
+    <w:p>
+      <w:pPr>
+        <w:pStyle w:val="BodyText"/>
+      </w:pPr>
+      <w:r>
+        <w:t>An administrator asked to implement the Supplier Management backlog recorded in the previous update — specifically a multi-contact list per supplier, a time-bound suspension distinct from blacklist, and supplier evaluation and performance. This has now shipped as code.</w:t>
+      </w:r>
+    </w:p>
+    <w:p>
+      <w:pPr>
+        <w:pStyle w:val="BodyText"/>
+      </w:pPr>
+      <w:r>
+        <w:t>Schema and migration 20260901130000_supplier_management add two tables and extend the supplier record. supplier_contacts holds several named people per supplier (name, title, email, phone, an is_primary flag and a free-text note); the service keeps at most one primary contact, demoting any previous primary when a new one is set. supplier_evaluations is a periodic scorecard: a period label, five criterion scores from 1 to 5 (on-time delivery, goods / service quality, price competitiveness, communication / responsiveness and documentation / terms compliance), an overall score that is their average, optional comments and the evaluating user. The SupplierStatus enum gains a suspended value, and suppliers gains suspension_reason and suspended_until columns.</w:t>
+      </w:r>
+    </w:p>
+    <w:p>
+      <w:pPr>
+        <w:pStyle w:val="BodyText"/>
+      </w:pPr>
+      <w:r>
+        <w:t>New endpoints sit under the existing supplier.manage / supplier.viewAll permissions (supplier.view.sensitive still governs unmasked bank / tax fields — no new permission was added). GET / POST /api/v1/suppliers/:id/contacts and PATCH / DELETE /api/v1/suppliers/:id/contacts/:contactId manage the contact list. POST /api/v1/suppliers/:id/suspend takes a reason and an optional auto-lift date and sets the status to suspended; POST /api/v1/suppliers/:id/unsuspend clears it. It refuses to suspend a blacklisted supplier (409) - un-blacklist first - and a suspension whose suspended_until date has passed lifts itself automatically the next time the record is read. GET / POST /api/v1/suppliers/:id/evaluations and DELETE /api/v1/suppliers/:id/evaluations/:evaluationId manage scorecards. GET /api/v1/suppliers/:id/performance returns a derived summary: evaluation count, overall average, a rating band (Excellent / Good / Fair / Poor), a trend against the previous scorecard (improving / declining / flat), per-criterion averages, and accounts-payable figures for the supplier (invoice count, paid and overdue counts, total invoiced, total paid and outstanding). There is no performance table - it is computed on request from the evaluations plus the supplier's AP invoice history.</w:t>
+      </w:r>
+    </w:p>
+    <w:p>
+      <w:pPr>
+        <w:pStyle w:val="BodyText"/>
+      </w:pPr>
+      <w:r>
+        <w:t>Every mutation is audited (supplier.contact.created / updated / deleted, supplier.evaluation.created / deleted, and supplier.record.updated for suspend / unsuspend), with bank and tax values kept out of event payloads as before. All routes are company-scoped exactly like the existing GET /suppliers/:id. The admin Suppliers screen now opens a supplier detail dialog from the supplier name with Contacts, Evaluations and Performance tabs and a Suspend / Lift-suspension control; add-contact, new-evaluation (1-5 sliders with a live overall) and suspend (reason + auto-lift date) dialogs are included, and the list shows a suspended badge with the lift date. Seed data adds three contacts and two quarterly scorecards (Q1 and Q2 2026) for AgroChem Uganda Ltd so the screen and the performance summary are populated on a fresh database.</w:t>
+      </w:r>
+    </w:p>
+    <w:p>
+      <w:pPr>
+        <w:pStyle w:val="BodyText"/>
+      </w:pPr>
+      <w:r>
+        <w:t>Still on the backlog: supplier contracts and supplier documents as uploaded, versioned files — the same deferred object-storage gap this project carries for company logos and employee documents. Verified end to end: seeded contacts and evaluations read back; adding a primary contact demotes the previous one; suspend then unsuspend; a new scorecard moves the performance average and trend; suspend on a blacklisted supplier returns 409; a caller without supplier.manage gets 403 on every mutation. nest build and the admin vite build are clean.</w:t>
+      </w:r>
+    </w:p>
+    <w:p>
+      <w:pPr>
+        <w:pStyle w:val="Heading2"/>
+      </w:pPr>
+      <w:r>
+        <w:t>Impact on this document</w:t>
+      </w:r>
+    </w:p>
+    <w:p>
+      <w:pPr>
+        <w:pStyle w:val="BodyText"/>
+      </w:pPr>
+      <w:r>
+        <w:t>Feasibility — confirmed: the two new entities (supplier_contacts, supplier_evaluations) and the enum / column additions were additive and shipped without touching the existing supplier CRUD, masking or AP statement. Performance is a computed read, so no summary table to maintain.</w:t>
       </w:r>
     </w:p>
     <w:sectPr>

--- a/docx/03_Feasibility Study - Morise Holdings Limited.docx
+++ b/docx/03_Feasibility Study - Morise Holdings Limited.docx
@@ -7805,6 +7805,70 @@
       </w:pPr>
       <w:r>
         <w:t>Feasibility — confirmed: the two new entities (supplier_contacts, supplier_evaluations) and the enum / column additions were additive and shipped without touching the existing supplier CRUD, masking or AP statement. Performance is a computed read, so no summary table to maintain.</w:t>
+      </w:r>
+    </w:p>
+    <w:p>
+      <w:pPr>
+        <w:pStyle w:val="Heading1"/>
+      </w:pPr>
+      <w:r>
+        <w:t>Implementation Status Update 79 (1 September 2026) — Inventory Management: Warehouses, Transfers, Batch / Serial Tracking &amp; Reports</w:t>
+      </w:r>
+    </w:p>
+    <w:p>
+      <w:pPr>
+        <w:pStyle w:val="BodyText"/>
+      </w:pPr>
+      <w:r>
+        <w:t>An administrator asked to add and implement an “Inventory Management” section covering product registration, categories, codes, barcodes and units of measure; stock locations and warehouses; stock receipts, issues, transfers, adjustments, returns and counts; stock valuation; re-order / minimum / maximum stock levels; expiry-date, batch and serial-number tracking; and inventory reports (stock balance, stock movement, fast- / slow-moving, dead stock, valuation, shortage, surplus). Product registration / categories / codes / barcodes / units of measure were already built in the Product service, and a company-level Inventory section (stock-on-hand, a re-order point, receipt / issue / count adjustments and an immutable movement ledger) shipped on 28 August 2026. This pass builds the rest.</w:t>
+      </w:r>
+    </w:p>
+    <w:p>
+      <w:pPr>
+        <w:pStyle w:val="BodyText"/>
+      </w:pPr>
+      <w:r>
+        <w:t>Migration 20260901140000_inventory_management adds warehouses (one company may have several stock sites; each has a code, a name, an optional Branch link and an active flag, with exactly one marked the default), stock_locations (bins / aisles / racks within a warehouse, descriptive in this phase), stock_balances (on-hand of one product in one warehouse; the sum over a product’s rows equals Product.stockQuantity, the company roll-up the storefront and Orders still read), stock_batches (a batch number and an optional expiry date per batch-tracked product) and stock_serials (one row per serial-numbered unit, status in_stock / issued / returned / scrapped). Product gains min_stock_level, max_stock_level, track_batches and track_serials; StockMovement gains warehouse_id, counterparty_warehouse_id and batch_number; the StockMovementType enum gains adjustment, transfer_out, transfer_in and return. The MAIN-warehouse creation and the balance backfill from the existing roll-up run in prisma/seed.ts (and lazily in the service), keeping the migration DDL-only per this project’s convention.</w:t>
+      </w:r>
+    </w:p>
+    <w:p>
+      <w:pPr>
+        <w:pStyle w:val="BodyText"/>
+      </w:pPr>
+      <w:r>
+        <w:t>New endpoints sit under /api/v1/inventory, reads scoped per BR-01 like the product list and writes gated by product.manage — the same permission the existing section uses, so no new permission was added. Warehouses: GET / POST /inventory/warehouses, PATCH /inventory/warehouses/:id, GET / POST /inventory/warehouses/:id/locations, PATCH /inventory/locations/:locationId. Stock moves: POST /inventory/adjustments now takes an optional warehouseId (defaulting to MAIN) plus an optional batch number / expiry date on a receipt and an optional serial-number list on a receipt or issue; POST /inventory/transfers moves quantity between two warehouses of the same company as a paired transfer_out / transfer_in (the roll-up is unchanged); POST /inventory/returns books goods back into a warehouse. GET /inventory/balances lists a product’s per-warehouse rows; PUT /inventory/products/:id/stock-levels sets the re-order point, minimum and maximum together with the batch / serial flags (the older /reorder-point route is kept). GET /inventory/batches and GET /inventory/serials list the tracking rows.</w:t>
+      </w:r>
+    </w:p>
+    <w:p>
+      <w:pPr>
+        <w:pStyle w:val="BodyText"/>
+      </w:pPr>
+      <w:r>
+        <w:t>Eight reports are exposed at GET /inventory/reports/*: stock-balance (per product, with a per-warehouse breakdown), stock-movement (a date-ranged ledger), movement-analysis (fast-moving, slow-moving and dead-stock buckets from issue volume over a window), valuation (quantity × unit price, per warehouse and total), shortage (on-hand below the minimum, or below the re-order point where no minimum is set), surplus (on-hand above the maximum) and expiring (batches already expired or within N days of expiry). Every mutation is audited (inventory.warehouse.*, inventory.location.*, inventory.stock.adjusted / transferred / returned, inventory.stock_levels.updated). The admin Inventory screen gains Warehouses and Reports tabs, a warehouse filter and min / max columns on the stock list, Transfer / Return / Levels actions per row, a warehouse selector plus batch and serial fields on the adjust dialog, and a date range on the movement ledger. Seed data adds a MAIN warehouse for every company that holds stock, a second Agro warehouse (Kira Dispatch Store) with two locations, minimum / maximum levels on five products, a batch-tracked herbicide with two batches (one near expiry), a serial-tracked pallet with three units, and a demo MAIN → Kira transfer.</w:t>
+      </w:r>
+    </w:p>
+    <w:p>
+      <w:pPr>
+        <w:pStyle w:val="BodyText"/>
+      </w:pPr>
+      <w:r>
+        <w:t>Every requested feature now maps to something running: product registration / categories / codes / barcodes / units of measure (Product service), stock locations and warehouses, receipts / issues / transfers / adjustments / returns / counts, stock valuation, re-order / minimum / maximum levels, expiry-date / batch / serial tracking, and all eight named reports. Verified end to end: warehouses created per company; a transfer leaves the roll-up unchanged while both warehouse balances move; over-issue and over-transfer return 409; the shortage / surplus / expiring reports pick up the seeded thresholds and batches; a serial receipt then issue flips the unit status; a caller without product.manage gets 403 on every write. nest build, admin vite build and the OpenAPI regeneration are clean.</w:t>
+      </w:r>
+    </w:p>
+    <w:p>
+      <w:pPr>
+        <w:pStyle w:val="Heading2"/>
+      </w:pPr>
+      <w:r>
+        <w:t>Impact on this document</w:t>
+      </w:r>
+    </w:p>
+    <w:p>
+      <w:pPr>
+        <w:pStyle w:val="BodyText"/>
+      </w:pPr>
+      <w:r>
+        <w:t>Feasibility — confirmed additive: the five new tables and the Product / StockMovement column additions shipped without touching the existing product CRUD, the storefront or Orders, which keep reading Product.stockQuantity (kept equal to the sum of the per-warehouse balances).</w:t>
       </w:r>
     </w:p>
     <w:sectPr>

--- a/docx/03_Feasibility Study - Morise Holdings Limited.docx
+++ b/docx/03_Feasibility Study - Morise Holdings Limited.docx
@@ -7869,6 +7869,70 @@
       </w:pPr>
       <w:r>
         <w:t>Feasibility — confirmed additive: the five new tables and the Product / StockMovement column additions shipped without touching the existing product CRUD, the storefront or Orders, which keep reading Product.stockQuantity (kept equal to the sum of the per-warehouse balances).</w:t>
+      </w:r>
+    </w:p>
+    <w:p>
+      <w:pPr>
+        <w:pStyle w:val="Heading1"/>
+      </w:pPr>
+      <w:r>
+        <w:t>Implementation Status Update 80 (1 September 2026) — Warehouse Management: Staff, Receiving, Picking / Packing / Dispatch &amp; Count Reconciliation</w:t>
+      </w:r>
+    </w:p>
+    <w:p>
+      <w:pPr>
+        <w:pStyle w:val="BodyText"/>
+      </w:pPr>
+      <w:r>
+        <w:t>An administrator asked to add and implement a “Warehouse Management” section covering multiple warehouses, warehouse locations, bin management, receiving, picking, packing, dispatch, stock transfers, warehouse staff management, warehouse stock counts, barcode scanning and inventory reconciliation. Multiple warehouses, warehouse locations and stock transfers were built earlier the same day in the Inventory Management pass; this pass adds the warehouse operations layer on top.</w:t>
+      </w:r>
+    </w:p>
+    <w:p>
+      <w:pPr>
+        <w:pStyle w:val="BodyText"/>
+      </w:pPr>
+      <w:r>
+        <w:t>Migration 20260901150000_warehouse_management adds warehouse_staff (an Employee assigned to a warehouse with a role of manager / supervisor / receiver / picker / packer / dispatcher), goods_receipts + goods_receipt_lines (an inbound receiving document: draft → received → cancelled; each line names a product, a quantity and an optional batch / expiry / bin), pick_lists + pick_list_lines (a fulfilment job: pending → picking → picked → packed → dispatched, optionally tied to a sales Order whose items become the lines) and stock_counts + stock_count_lines (a physical count session: open → counting → reconciled, each line snapshotting the system quantity, recording the counted quantity and the variance). Stock locations gain a functional kind (receiving / storage / picking / packing / dispatch / quarantine), so a bin has a role in the flow. All of it reuses product.manage / product.viewAll — no new permission — and the seeded Warehouse Manager role now holds product.manage so that persona can run the floor.</w:t>
+      </w:r>
+    </w:p>
+    <w:p>
+      <w:pPr>
+        <w:pStyle w:val="BodyText"/>
+      </w:pPr>
+      <w:r>
+        <w:t>New endpoints under /api/v1/inventory (reads scoped per BR-01, writes gated by product.manage): GET / POST /inventory/warehouses/:id/staff and PATCH / DELETE /inventory/warehouse-staff/:id manage staff. GET / POST /inventory/goods-receipts, GET /inventory/goods-receipts/:id, POST .../:id/receive (books a receipt stock movement per line, updating the warehouse balance, the company roll-up and any batch), POST .../:id/cancel. GET / POST /inventory/pick-lists, GET /inventory/pick-lists/:id, POST .../:id/assign, POST .../:id/pick (issues the picked quantity from the warehouse, with a 409 if stock is short), POST .../:id/pack, POST .../:id/dispatch (which also nudges a linked order to packed / out_for_delivery), POST .../:id/cancel (returning already-picked stock). GET / POST /inventory/stock-counts, GET /inventory/stock-counts/:id, POST .../:id/lines, PATCH .../:id/lines/:lineId (record a counted quantity), POST .../:id/reconcile (posts a count adjustment for every line whose count differs from the system figure and writes the variance), POST .../:id/cancel. GET /inventory/lookup?barcode= returns the matching product and its per-warehouse balances, and a goods-receipt / pick-list / stock-count line may be entered by barcode instead of product id.</w:t>
+      </w:r>
+    </w:p>
+    <w:p>
+      <w:pPr>
+        <w:pStyle w:val="BodyText"/>
+      </w:pPr>
+      <w:r>
+        <w:t>Every mutation is audited (inventory.warehouse_staff.*, inventory.goods_receipt.created / received / cancelled, inventory.pick_list.created / assigned / picked / packed / dispatched / cancelled, inventory.stock_count.created / reconciled / cancelled) and every stock effect goes through the same per-warehouse balance / roll-up / movement path the Inventory Management pass built, so on-hand stays explainable. The admin Inventory screen gains a Warehouse ops tab with Staff, Goods receipts, Pick lists and Stock counts sub-views, and the Warehouses tab’s location panel now shows and sets a bin’s kind. Seed data adds a Warehouse Manager login (William Opio, w.opio@morise-holdings.com), warehouse staff for Morise Agro Ltd’s MAIN warehouse (a manager, a picker / packer and a receiver), five functional bins (receiving / storage / packing / dispatch / quarantine), a draft goods receipt against AgroChem Uganda Ltd, a pending pick list built from a confirmed storefront order, and an open cycle-count session.</w:t>
+      </w:r>
+    </w:p>
+    <w:p>
+      <w:pPr>
+        <w:pStyle w:val="BodyText"/>
+      </w:pPr>
+      <w:r>
+        <w:t>Every requested feature now maps to something running: multiple warehouses, warehouse locations and stock transfers (Inventory Management pass), bin management (functional bins), receiving (goods receipts), picking / packing / dispatch (pick lists), warehouse staff management, warehouse stock counts and inventory reconciliation (stock counts), and barcode scanning (barcode lookup + line entry). Verified end to end: receiving a draft goods receipt raises the warehouse balance and the roll-up; a pick list runs pending → picked (stock issued) → packed → dispatched and carries a linked order to out_for_delivery; re-dispatching or re-receiving returns 409; a stock count reconciles, writing the variance and posting the count adjustment; a barcode resolves to its product; a caller without product.manage gets 403 on every write. nest build, admin vite build and the OpenAPI regeneration (317 paths / 401 operations) are clean.</w:t>
+      </w:r>
+    </w:p>
+    <w:p>
+      <w:pPr>
+        <w:pStyle w:val="Heading2"/>
+      </w:pPr>
+      <w:r>
+        <w:t>Impact on this document</w:t>
+      </w:r>
+    </w:p>
+    <w:p>
+      <w:pPr>
+        <w:pStyle w:val="BodyText"/>
+      </w:pPr>
+      <w:r>
+        <w:t>Feasibility — confirmed additive: the four document tables (staff, goods receipts, pick lists, stock counts) and the location kind shipped without touching the Inventory Management balance / roll-up / movement path, which every stock effect here reuses.</w:t>
       </w:r>
     </w:p>
     <w:sectPr>

--- a/docx/03_Feasibility Study - Morise Holdings Limited.docx
+++ b/docx/03_Feasibility Study - Morise Holdings Limited.docx
@@ -7933,6 +7933,70 @@
       </w:pPr>
       <w:r>
         <w:t>Feasibility — confirmed additive: the four document tables (staff, goods receipts, pick lists, stock counts) and the location kind shipped without touching the Inventory Management balance / roll-up / movement path, which every stock effect here reuses.</w:t>
+      </w:r>
+    </w:p>
+    <w:p>
+      <w:pPr>
+        <w:pStyle w:val="Heading1"/>
+      </w:pPr>
+      <w:r>
+        <w:t>Implementation Status Update 81 (2 September 2026) — Asset Management: Categories, Inspections, Insurance &amp; Asset History</w:t>
+      </w:r>
+    </w:p>
+    <w:p>
+      <w:pPr>
+        <w:pStyle w:val="BodyText"/>
+      </w:pPr>
+      <w:r>
+        <w:t>An administrator asked to add and implement an “Asset Management” section for every asset owned by Multi Holdings and its subsidiaries, covering asset registration, categories, asset numbers, location, custodian, purchase information, supplier information, asset value, depreciation, transfer, maintenance, disposal, inspection, insurance, documents and history (examples: vehicles, buildings, computers, machinery, furniture, equipment, land, office equipment). The Sprint-11 Asset Service already covered registration, asset numbers, location (branch), custodian, purchase date / cost, straight-line depreciation with GL posting, asset value (net book value), transfer (including cross-company), maintenance logging, and the request → approve → dispose workflow with a derecognition entry. This pass builds the rest.</w:t>
+      </w:r>
+    </w:p>
+    <w:p>
+      <w:pPr>
+        <w:pStyle w:val="BodyText"/>
+      </w:pPr>
+      <w:r>
+        <w:t>Migration 20260902120000_asset_management adds asset_categories (a first-class category with a code, a name and depreciation defaults — method, useful life in years, salvage as a percentage of cost — that a newly-registered asset inherits unless the registration overrides them); asset_inspections (a periodic condition inspection: date, inspector, a condition rating of excellent / good / fair / poor / unserviceable, findings, action required and a next-due date, distinct from the one-off inspection notes inside the disposal workflow); asset_insurance_policies (a first-class policy: insurer, policy number, cover amount, premium, term and a status of active / expired / cancelled, superseding the three inline insurer / policy-number / expiry fields, which are kept in step with the latest policy for backward compatibility); and asset_events (an append-only asset-history row written by every lifecycle action). The Asset record itself gains category_id, supplier_id (a link to the Supplier master), purchase_reference (PO / invoice number) and warranty_expiry_date.</w:t>
+      </w:r>
+    </w:p>
+    <w:p>
+      <w:pPr>
+        <w:pStyle w:val="BodyText"/>
+      </w:pPr>
+      <w:r>
+        <w:t>New endpoints sit under the existing asset.manage / asset.viewAll / asset.approve.disposal permissions — no new permission. GET / POST /assets/categories and PATCH /assets/categories/:id manage categories. GET / POST /assets/:id/inspections record and list inspections. GET / POST /assets/:id/insurance and PATCH /assets/insurance/:policyId manage insurance policies. GET /assets/:id/history returns the chronological event timeline. Four reports are exposed at GET /assets/reports/*: register (the fixed-asset register — cost, accumulated depreciation, net book value, category, custodian, location, per asset with totals), depreciation-schedule (per straight-line asset: annual charge, accumulated, NBV, years remaining), insurance-expiring (policies already expired or within N days of expiry) and inspections-due (assets whose next inspection date has passed or falls within N days). Registration also auto-generates the asset number as AST-YYYY-NNNN when one is not supplied, and inherits the category's depreciation defaults.</w:t>
+      </w:r>
+    </w:p>
+    <w:p>
+      <w:pPr>
+        <w:pStyle w:val="BodyText"/>
+      </w:pPr>
+      <w:r>
+        <w:t>Every lifecycle action — registration, record update, transfer, depreciation, maintenance, inspection, insurance add / update, and each disposal step — now writes an asset_events row, so GET /assets/:id/history is a single chronological read rather than six tables stitched together. Every mutation is also audited as before (asset.category.created / updated, asset.inspection.recorded, asset.insurance.added / updated). The admin Assets screen gains a Categories manager, and each asset opens a detail dialog with Overview, Inspections, Insurance and History tabs; the registration form gains a category picker, supplier / purchase-reference / warranty fields and an optional (auto-generated) asset number. Seed data adds eight asset categories for Morise Agro Ltd (Vehicles, Buildings, Computers, Machinery, Furniture, Equipment, Land, Office Equipment) with depreciation defaults, links the three seeded assets to a category / supplier / purchase reference, backfills their history events, and adds an inspection and a first-class insurance policy on the Toyota Hilux.</w:t>
+      </w:r>
+    </w:p>
+    <w:p>
+      <w:pPr>
+        <w:pStyle w:val="BodyText"/>
+      </w:pPr>
+      <w:r>
+        <w:t>Asset documents remain a text document_reference on the record — the same deferred object-storage gap this project carries for company logos, employee documents and supplier contracts. Verified end to end: a category's defaults flow into a new asset; the asset number auto-generates; the history timeline shows registration, inspection and insurance events in order; the register and depreciation-schedule reports total correctly; the insurance-expiring and inspections-due reports pick up the seeded policy and a new inspection; a caller without asset.manage gets 403 on every write. nest build, admin vite build and the OpenAPI regeneration (327 paths / 414 operations) are clean.</w:t>
+      </w:r>
+    </w:p>
+    <w:p>
+      <w:pPr>
+        <w:pStyle w:val="Heading2"/>
+      </w:pPr>
+      <w:r>
+        <w:t>Impact on this document</w:t>
+      </w:r>
+    </w:p>
+    <w:p>
+      <w:pPr>
+        <w:pStyle w:val="BodyText"/>
+      </w:pPr>
+      <w:r>
+        <w:t>Feasibility — confirmed additive: the four new tables and the four asset columns shipped without changing the existing depreciation, transfer or disposal logic; the history log is a light write added to methods that already ran.</w:t>
       </w:r>
     </w:p>
     <w:sectPr>

--- a/docx/03_Feasibility Study - Morise Holdings Limited.docx
+++ b/docx/03_Feasibility Study - Morise Holdings Limited.docx
@@ -7997,6 +7997,70 @@
       </w:pPr>
       <w:r>
         <w:t>Feasibility — confirmed additive: the four new tables and the four asset columns shipped without changing the existing depreciation, transfer or disposal logic; the history log is a light write added to methods that already ran.</w:t>
+      </w:r>
+    </w:p>
+    <w:p>
+      <w:pPr>
+        <w:pStyle w:val="Heading1"/>
+      </w:pPr>
+      <w:r>
+        <w:t>Implementation Status Update 82 (2 September 2026) — Fleet &amp; Vehicle Management Module</w:t>
+      </w:r>
+    </w:p>
+    <w:p>
+      <w:pPr>
+        <w:pStyle w:val="BodyText"/>
+      </w:pPr>
+      <w:r>
+        <w:t>An administrator asked to add and implement a “Fleet and Vehicle Management” section covering vehicle registration, vehicle ownership, driver assignment, vehicle tracking, fuel management, mileage, service schedules, repairs, insurance, inspection, licence renewal, accident records, vehicle expenses and fuel-consumption reports. This ships as a new Fleet module, a fleet register that sits on top of — and optionally links to — the Asset module (a vehicle asset already carries purchase cost, depreciation, first-class insurance policies and periodic inspections from the Asset Management pass).</w:t>
+      </w:r>
+    </w:p>
+    <w:p>
+      <w:pPr>
+        <w:pStyle w:val="BodyText"/>
+      </w:pPr>
+      <w:r>
+        <w:t>Migration 20260902130000_fleet_management adds vehicles (registration number unique per company, make / model / year / VIN / colour, fuel type, ownership type of owned / leased / financed / hired with an owner name for a lessor or financier, acquisition date, current odometer, a manual last-known-location, status of active / in_service / off_road / sold / written_off, and an optional 1:1 link to an Asset) plus eight child tables: vehicle_driver_assignments (one active per vehicle, the previous auto-ended on reassignment), vehicle_odometer_readings (the mileage history — also written from fuel and service entries), fuel_logs (date, litres, cost, odometer, station, filled-to-full flag), service_schedules (an interval in km and/or days with a computed next-due odometer and date), service_records (kind service or repair, tied optionally to a schedule which it then advances), vehicle_renewals (road licence, inspection certificate, PSV permit, insurance, road worthiness or other, with a reference, expiry date and cost), accident_records (severity, description, driver, third-party flag, estimated cost, insurance-claim and police-report references, resolved flag) and vehicle_expenses (a rolled-up log — a fuel log, a service / repair record and a paid renewal each auto-create a matching expense line, and manual lines can be added).</w:t>
+      </w:r>
+    </w:p>
+    <w:p>
+      <w:pPr>
+        <w:pStyle w:val="BodyText"/>
+      </w:pPr>
+      <w:r>
+        <w:t>A new fleet.manage / fleet.viewAll permission pair is added (domain operations) and granted the same way delivery.* was: manage + viewAll to Super Administrator, Managing Director, IT Administrator and Operations Manager; manage (own scope) to Branch Manager and the Warehouse Manager; viewAll to Group CEO, Auditor, External Auditor, Board Member and the Read-only User. Endpoints sit under /api/v1/fleet: GET / POST /fleet/vehicles, GET / PATCH /fleet/vehicles/:id, GET /fleet/vehicles/:id/summary, POST /fleet/vehicles/:id/location; GET / POST /fleet/vehicles/:id/assignments and POST /fleet/assignments/:id/end; GET / POST /fleet/vehicles/:id/odometer and .../fuel; GET / POST /fleet/vehicles/:id/service-schedules, PATCH /fleet/service-schedules/:id, GET / POST /fleet/vehicles/:id/service-records; GET / POST /fleet/vehicles/:id/renewals; GET / POST /fleet/vehicles/:id/accidents and PATCH /fleet/accidents/:id; GET / POST /fleet/vehicles/:id/expenses.</w:t>
+      </w:r>
+    </w:p>
+    <w:p>
+      <w:pPr>
+        <w:pStyle w:val="BodyText"/>
+      </w:pPr>
+      <w:r>
+        <w:t>Five reports are exposed at GET /fleet/reports/*: fleet-register (every vehicle with its key attributes and odometer), fuel-consumption (per vehicle: fills, litres, cost, distance from consecutive full-to-full fills, L/100km, km/L and cost/km, with a date range), expenses (per vehicle and per category totals with cost/km, date-ranged), renewals-due (renewals already expired or within N days of expiry) and service-due (schedules past their next-due odometer or date). GET /fleet/vehicles/:id/summary rolls these up for one vehicle — active driver, services due, next renewal, year-to-date expense by category and lifetime fuel economy. Every mutation is audited (fleet.vehicle.registered / updated, fleet.driver.assigned, fleet.fuel.logged, fleet.odometer.logged, fleet.service.recorded / repair.recorded, fleet.renewal.recorded, fleet.accident.recorded / updated, fleet.expense.recorded).</w:t>
+      </w:r>
+    </w:p>
+    <w:p>
+      <w:pPr>
+        <w:pStyle w:val="BodyText"/>
+      </w:pPr>
+      <w:r>
+        <w:t>Live GPS telematics is out of scope — “vehicle tracking” here is the odometer history plus a manual last-known-location. Vehicle inspection and insurance are covered by the linked asset’s AssetInspection / AssetInsurancePolicy records (Asset Management pass, 2 September 2026); the fleet module adds the statutory renewals a vehicle also needs. The admin app gains a new Fleet screen (nav entry under Admin / Backend, route /fleet, gated on fleet.manage / fleet.viewAll) with a vehicle register, a per-vehicle detail dialog (Summary / Drivers / Fuel / Odometer / Service / Renewals / Accidents / Expenses tabs) and a Reports tab. Seed data adds three vehicles for Morise Agro Ltd (the Toyota Hilux linked to asset AST-0001, an Isuzu FRR truck and a leased Toyota HiAce), a driver assignment, three fuel logs, a service schedule with a completed service, a repair, three renewals (one expired), an unresolved accident and the matching vehicle-expense lines. Verified end to end: fuel economy computes from full-to-full fills; a scheduled service advances the schedule’s next-due; reassigning a driver auto-ends the previous assignment; the fuel-consumption / expenses / renewals-due / service-due reports total correctly; a caller without fleet.manage gets 403 on every write while the Warehouse Manager (granted fleet.manage) can register a vehicle. nest build, admin vite build and the OpenAPI regeneration (347 paths / 444 operations) are clean.</w:t>
+      </w:r>
+    </w:p>
+    <w:p>
+      <w:pPr>
+        <w:pStyle w:val="Heading2"/>
+      </w:pPr>
+      <w:r>
+        <w:t>Impact on this document</w:t>
+      </w:r>
+    </w:p>
+    <w:p>
+      <w:pPr>
+        <w:pStyle w:val="BodyText"/>
+      </w:pPr>
+      <w:r>
+        <w:t>Feasibility — confirmed: a self-contained module (nine tables, one permission pair) that reuses the Asset link for insurance / inspection / value rather than duplicating them, and the Employee record for drivers. No change to existing modules.</w:t>
       </w:r>
     </w:p>
     <w:sectPr>

--- a/docx/03_Feasibility Study - Morise Holdings Limited.docx
+++ b/docx/03_Feasibility Study - Morise Holdings Limited.docx
@@ -8061,6 +8061,78 @@
       </w:pPr>
       <w:r>
         <w:t>Feasibility — confirmed: a self-contained module (nine tables, one permission pair) that reuses the Asset link for insurance / inspection / value rather than duplicating them, and the Employee record for drivers. No change to existing modules.</w:t>
+      </w:r>
+    </w:p>
+    <w:p>
+      <w:pPr>
+        <w:pStyle w:val="Heading1"/>
+      </w:pPr>
+      <w:r>
+        <w:t>Implementation Status Update 83 (2 September 2026) — Remaining Feature Catalogue (Sections 17-57) &amp; Notifications and Alerts</w:t>
+      </w:r>
+    </w:p>
+    <w:p>
+      <w:pPr>
+        <w:pStyle w:val="BodyText"/>
+      </w:pPr>
+      <w:r>
+        <w:t>An administrator asked to add, update and implement the remaining feature specification — sections 17 through 57 of the master requirements. This is a catalogue of ~40 areas spanning Project, Contract, Legal and Document Management; Approval Workflow; Expense, Loan, Investment and Shareholding Management; Board &amp; Corporate Governance; Customer Support; Communication; Marketing; Business Intelligence &amp; Reporting; Audit Management; the System Audit Trail; Tax and Multi-Currency Management; Multi-Branch and Inter-Company Transactions; Consolidated Financial Management; role-based BI Dashboards; Notifications &amp; Alerts; Mobile Access; Security; Backup &amp; Disaster Recovery; Integrations; API Management; Configuration &amp; Administration; Search &amp; Filtering; Data Import/Export; Workflow &amp; Automation; Business Process Management; Performance &amp; KPI Management; Compliance; Exit &amp; Employee Separation; Data Protection; the recommended System Architecture; the recommended module list; the group Key Advantage; and the phased development approach. This update records the whole block against the running system and ships one implementation from it.</w:t>
+      </w:r>
+    </w:p>
+    <w:p>
+      <w:pPr>
+        <w:pStyle w:val="BodyText"/>
+      </w:pPr>
+      <w:r>
+        <w:t>Already BUILT (with running code). Project Management — src/projects (registration, manager assignment, teams, tasks, task assignment, milestones, timelines, budget, profitability, status lifecycle; project cost = its paid expenses). Expense Management — src/expenses (claims, category, receipt reference, two-step manager/finance approval, payment posting a balanced journal entry). Customer Support — src/support (SupportTicket: category, priority, open→resolved, assignment). System Audit Trail — src/common/audit + GET /audit/logs + the PermissionsGuard recording every access_denied centrally; each row carries user, company, date/time, action, entity, previous and new value. Inter-Company Transactions — src/inter-company (loan / transfer / service-charge / cost-allocation, each posting two independently balanced journal entries) plus cross-company asset transfer. Consolidated Financial Management — ?consolidated=true income statement and balance sheet, management-accounts and budget-vs-actual across a holding company. Multi-Branch — the Branch entity with BR-01 branch scoping on employees, customers, products, warehouses, vehicles and assets, plus a branch-scoped dashboard. Business Intelligence &amp; Dashboards — src/dashboard (group and subsidiary financial position, monthly revenue / expense / profit-and-loss / cash-flow charts, company performance comparison, financial and operational alerts), src/finance overview, src/hr-dashboard, and the nine financial statements at /accounting/reports/*. Security — JWT + refresh tokens, a configurable password policy (FR-AUTH-04), account lockout / unlock, session refresh, role- plus company- / branch- / department-scoped permissions, direct grant/revoke on top of roles, delegated administration, and the audit trail. API Management — a generated OpenAPI / Swagger document (openapi.json, /api/v1/docs) covering 349 paths. Configuration &amp; Administration — company-specific policies, the role and permission catalogue, financial periods, and consistent document numbering (JE-, GRN-, PICK-, AST-, CNT- …). Workflow &amp; Automation — the sales, procurement / accounts-payable, employee-lifecycle, expense and contract-expiry workflows all exist as coded state machines. Performance &amp; KPI — src/performance (review cycles, objectives / KPIs, self- and manager assessment) plus the payroll bonus and the dashboard company comparison.</w:t>
+      </w:r>
+    </w:p>
+    <w:p>
+      <w:pPr>
+        <w:pStyle w:val="BodyText"/>
+      </w:pPr>
+      <w:r>
+        <w:t>PARTIAL (thin, or delivered through another entity). Contract Management — only a text contract reference and expiry date on the Supplier record, now surfaced in the alert feed; no first-class Contract entity for customer / employee / service / lease / partnership agreements, no renewal-reminder configuration, no contract documents / approvals / history. Investment Management and Shareholding Management — the holding structure is modelled (Company parent / subsidiary, relationship type subsidiary / associate, ownership percentage) but there is no Investment or Shareholder register, valuation, dividend or share-transfer handling. Tax Management — Uganda PAYE and NSSF are computed in payroll and VAT is carried on orders and invoices, but there is no tax-configuration module, no withholding tax, tax returns or reconciliation. Multi-Currency — a currency code is stored on orders, invoices and payables, but there is no exchange-rate table, conversion, FX gain/loss or multi-currency reporting. Approval Workflow — concrete approvals are built (expense two-step, AP invoice submit→approve, asset disposal request→approve→execute, leave) and are now aggregated as pending-approval alerts, but there is no configuration engine keyed by amount / department / branch / role. Communication and Marketing — an in-process notification service, the storefront newsletter and admin-managed FAQ / social links, discount codes, promo banners and CMS content pages exist; internal messaging, real email / SMS / push transport, and marketing campaigns / segmentation / leads / ROI do not. Search &amp; Filtering — every list endpoint takes filter[…] parameters, but there is no single global-search endpoint. Data Import / Export — reports export to CSV and PDF; there is no bulk Excel / CSV import. Mobile Access — both React apps use responsive layout, but there is no dedicated mobile client and some dense admin screens assume a desktop. Compliance and Data Protection — the expiry alerts, RBAC and scope access restrictions and masked sensitive fields are in place; a compliance register, checklists, field-level encryption at rest and a data-retention policy are not.</w:t>
+      </w:r>
+    </w:p>
+    <w:p>
+      <w:pPr>
+        <w:pStyle w:val="BodyText"/>
+      </w:pPr>
+      <w:r>
+        <w:t>PLANNED (no code yet). Legal Management — no legal-case, litigation, lawyer, permit / licence register or legal-deadline entities. Document Management — the project-wide object-storage gap: every “documents” feature (company logos, employee documents, supplier contracts, asset documents, project documents) is a text reference, not an upload / version / preview / signature store; there is no Document entity, versioning, digital signatures or a document-specific audit trail. Loan &amp; Financing Management — only the short-term SalaryAdvance (auto-recovered from payroll) exists; there is no loan facility, applications, repayment schedules, interest calculation or loan statements. Board &amp; Corporate Governance — no board-member, meeting, agenda, minutes, resolution, committee or voting entities. Audit Management — the audit TRAIL is built; audit MANAGEMENT (audit planning, internal / external audit engagements, findings, corrective actions, follow-ups) is not. Backup &amp; Disaster Recovery — only the Docker Postgres volume; no scheduled / cloud backup, replication, restore tooling or backup verification. Integration Features — none of the external integrations (banks, mobile money, payment gateways, real email / SMS gateways, tax systems, biometric devices, GPS / fleet telematics, cloud storage) are built; Google login and the Kafka event bus are seams only. Business Process Management — no workflow designer or configurable approval-level engine. Exit &amp; Employee Separation — an employment end date and status exist, but there is no resignation / termination / retirement workflow, exit interview, clearance checklist, final-pay or benefits calculation, or certificate generation.</w:t>
+      </w:r>
+    </w:p>
+    <w:p>
+      <w:pPr>
+        <w:pStyle w:val="BodyText"/>
+      </w:pPr>
+      <w:r>
+        <w:t>System Architecture (section 54) and phasing (section 57). The running stack already matches the recommendation's core — Node.js LTS, NestJS, Fastify, PostgreSQL, Redis, Prisma, REST / OpenAPI, JWT with refresh tokens, class-validator, Docker. The distributed pieces (a microservices split, Kafka event streaming, Jaeger / EFK tracing, Prometheus / Grafana, Ansible, Certbot, iRedMail, Zulip / Slack) are explicitly deferred: this proof-of-concept is a single modular NestJS service with the Kafka consumer seam stubbed (AuditService is called directly and synchronously), exactly as 07_System Design Document records. Against the phased approach: Phase 1 (Core) is complete; Phase 2 (Business Operations — sales, procurement, inventory, warehouse, expenses, assets, projects) is complete; Phase 3 (Advanced Finance — payroll incl. salary structures, budgeting, banking through the GL, inter-company, consolidated accounting) is largely complete, with loans, investments and a tax module the gaps; Phase 4 (Enterprise Management — HR is deep, CRM = the customer master plus support, BI is substantial) is partial, with contracts, legal, compliance, board management and document management outstanding; Phase 5 (Integration &amp; Security — the UI is responsive, OpenAPI is generated) is minimal, with API keys, integrations, 2FA, automated backup and disaster recovery all outstanding.</w:t>
+      </w:r>
+    </w:p>
+    <w:p>
+      <w:pPr>
+        <w:pStyle w:val="BodyText"/>
+      </w:pPr>
+      <w:r>
+        <w:t>IMPLEMENTED THIS PASS — Notifications &amp; Alerts (section 39). A new src/alerts module exposes GET /api/v1/alerts and GET /api/v1/alerts/summary: a single cross-module feed, derived at request time (no schema, no new permission, read-only) from eleven sources — accounts-receivable invoices overdue, accounts-payable invoices overdue, pending approvals (expense claims at the manager and finance step, supplier invoices, asset disposals and leave requests, as grouped counts), supplier contracts expiring or expired, vehicle statutory renewals due or expired, vehicle service schedules due (by date or by odometer), asset insurance policies expiring, asset inspections due, products below their minimum or reorder point (or out of stock), stock batches expiring, and projects nearing or past their planned end date. Each alert carries a severity (critical = already overdue / expired, warning = within the window, info), a category, the owning company, a title, a detail line, the linked entity, a date and an amount where relevant. The feed is filtered to the caller's company scope per BR-01 unless they hold organization.company.viewAll, takes a days window (default 30, up to 365), and accepts category and severity filters; /summary returns counts by severity and by category with an overdue-versus-upcoming split. The admin app gains an Alerts screen (navigation under Admin / Backend, route /alerts) with a severity KPI row, clickable category chips and a filterable table. Verified end to end against the seeded data (17 alerts across 8 categories, correctly ranked and scope-filtered); nest build and admin vite build clean; openapi.json regenerated (347 → 349 paths, 446 operations).</w:t>
+      </w:r>
+    </w:p>
+    <w:p>
+      <w:pPr>
+        <w:pStyle w:val="Heading2"/>
+      </w:pPr>
+      <w:r>
+        <w:t>Impact on this document</w:t>
+      </w:r>
+    </w:p>
+    <w:p>
+      <w:pPr>
+        <w:pStyle w:val="BodyText"/>
+      </w:pPr>
+      <w:r>
+        <w:t>Feasibility — confirmed: the outstanding sections are additive modules on the same NestJS + Prisma + Postgres base. The distributed architecture (Kafka, microservices, tracing stack) stays deferred for the proof-of-concept, with the event seam already in place. The alert feed needed no schema and no permission — pure aggregation.</w:t>
       </w:r>
     </w:p>
     <w:sectPr>

--- a/docx/03_Feasibility Study - Morise Holdings Limited.docx
+++ b/docx/03_Feasibility Study - Morise Holdings Limited.docx
@@ -8133,6 +8133,62 @@
       </w:pPr>
       <w:r>
         <w:t>Feasibility — confirmed: the outstanding sections are additive modules on the same NestJS + Prisma + Postgres base. The distributed architecture (Kafka, microservices, tracing stack) stays deferred for the proof-of-concept, with the event seam already in place. The alert feed needed no schema and no permission — pure aggregation.</w:t>
+      </w:r>
+    </w:p>
+    <w:p>
+      <w:pPr>
+        <w:pStyle w:val="Heading1"/>
+      </w:pPr>
+      <w:r>
+        <w:t>Implementation Status Update 84 (2 September 2026) — Final System Objective &amp; the Executive Answer Layer</w:t>
+      </w:r>
+    </w:p>
+    <w:p>
+      <w:pPr>
+        <w:pStyle w:val="BodyText"/>
+      </w:pPr>
+      <w:r>
+        <w:t>An administrator asked to add, update and implement the Final System Objective — the closing statement of the master specification. It states that the finished Morise Holdings Limited system should be a single centralized platform for managing the entire group while keeping proper separation between companies, branches, departments and users, and that it should let management answer a fixed set of seventeen questions: how much money the group has; which subsidiary makes the most profit; which is underperforming; how much each company owes suppliers; how much customers owe the group; what assets each company owns; how many employees the group has; how much is spent on salaries; which projects are profitable; which contracts are about to expire; which vehicles require servicing; which stock items are running low; which payments require approval; how much each department has spent; how group investments are performing; what the current liabilities are; and what the consolidated financial position of the entire group is. The resulting platform is characterised as an ERP + HRM + CRM + Accounting + Inventory + Procurement + Project Management + Asset Management + Corporate Governance system structured specifically for Morise Holdings Limited.</w:t>
+      </w:r>
+    </w:p>
+    <w:p>
+      <w:pPr>
+        <w:pStyle w:val="BodyText"/>
+      </w:pPr>
+      <w:r>
+        <w:t>The separation model the objective demands is already the spine of the build: BR-01 company / branch / department scoping enforced server-side across every module, a role and permission catalogue with direct grant / revoke and delegated administration, and the group → subsidiary → branch hierarchy in the Organization service, so a Group role sees consolidated information while a subsidiary-scoped user sees only their own company (the “centralized group management with controlled subsidiary independence” of section 56). The module coverage the objective names is substantially in place: Accounting and Finance (chart of accounts, journals, periods, AR, AP, nine financial statements, consolidated variants), HR and Payroll, CRM (the customer master plus support), Inventory and Warehouse operations, Procurement’s supplier and accounts-payable tail, Project Management, Asset Management, Fleet, and the group dashboards.</w:t>
+      </w:r>
+    </w:p>
+    <w:p>
+      <w:pPr>
+        <w:pStyle w:val="BodyText"/>
+      </w:pPr>
+      <w:r>
+        <w:t>IMPLEMENTED THIS PASS — the executive answer layer. A new src/executive module exposes GET /api/v1/executive/questions and GET /api/v1/executive/overview. /questions returns the seventeen questions each with a plain-language answer computed from live data, a numeric value, a unit (money / count), a status (answered / partial / planned) and, where useful, a per-company or per-item breakdown. /overview returns the same figures as a compact key-value summary for a dashboard tile. Both are filtered to the caller’s company scope per BR-01: a user holding organization.company.viewAll gets the whole group; a subsidiary-scoped user gets only their companies, and the answers (net profit, cash, receivables, payables, headcount, salary bill, liabilities, consolidated position) recompute for that narrower set. The answers draw on the existing DashboardService financials (per-company assets, liabilities, cash, receivables, payables, revenue, expense, net profit and their group totals) plus direct queries for asset net book value, active headcount and the monthly gross-salary bill, project profitability (recorded revenue less attributed paid expenses), supplier contracts expiring within 60 days, vehicle service schedules due by date or odometer, products below their minimum or reorder point, pending approvals (expense claims at the manager and finance step plus supplier invoices), and paid expenses grouped by department. Two answers are marked partial — “which contracts are about to expire?” covers only supplier contracts today, and “how much has each department spent?” counts only paid expenses — and one is marked planned — “how are group investments performing?”, pending a first-class Investment register.</w:t>
+      </w:r>
+    </w:p>
+    <w:p>
+      <w:pPr>
+        <w:pStyle w:val="BodyText"/>
+      </w:pPr>
+      <w:r>
+        <w:t>Read-only; no schema change; no new permission. The admin app gains an Executive Q&amp;A screen (navigation under the Financial &amp; Accounting category, route /executive) with a six-tile key-figure strip and one card per question, each showing its status, its plain-language answer, its headline value and an expandable breakdown table. Verified end to end: the Managing Director sees all seventeen answers for the whole group; a subsidiary-scoped Branch Manager sees the same seventeen recomputed for their one company (headcount, net profit and the top-subsidiary line all narrow correctly). nest build and admin vite build clean; openapi.json regenerated (349 → 351 paths, 448 operations). This completes the documentation pass over the master specification: sections 1-16 were built across Sprints 1-16 and Updates 26-69, sections 17-57 were catalogued in Update 83 with the Notifications &amp; Alerts feed shipped, and the Final System Objective is answered here.</w:t>
+      </w:r>
+    </w:p>
+    <w:p>
+      <w:pPr>
+        <w:pStyle w:val="Heading2"/>
+      </w:pPr>
+      <w:r>
+        <w:t>Impact on this document</w:t>
+      </w:r>
+    </w:p>
+    <w:p>
+      <w:pPr>
+        <w:pStyle w:val="BodyText"/>
+      </w:pPr>
+      <w:r>
+        <w:t>Feasibility — confirmed: the answer layer is a thin aggregator over the DashboardService financials and a handful of scoped queries; it needed no new tables and no new permission, and it inherits the BR-01 scoping the rest of the system already enforces.</w:t>
       </w:r>
     </w:p>
     <w:sectPr>

--- a/docx/03_Feasibility Study - Morise Holdings Limited.docx
+++ b/docx/03_Feasibility Study - Morise Holdings Limited.docx
@@ -8189,6 +8189,62 @@
       </w:pPr>
       <w:r>
         <w:t>Feasibility — confirmed: the answer layer is a thin aggregator over the DashboardService financials and a handful of scoped queries; it needed no new tables and no new permission, and it inherits the BR-01 scoping the rest of the system already enforces.</w:t>
+      </w:r>
+    </w:p>
+    <w:p>
+      <w:pPr>
+        <w:pStyle w:val="Heading1"/>
+      </w:pPr>
+      <w:r>
+        <w:t>Implementation Status Update 85 (2 September 2026) — Payroll Payslips Visible to Staff on Approval</w:t>
+      </w:r>
+    </w:p>
+    <w:p>
+      <w:pPr>
+        <w:pStyle w:val="BodyText"/>
+      </w:pPr>
+      <w:r>
+        <w:t>An administrator asked that, once a payroll run is approved for a company, that company's staff and members be able to view their own payslip in the My Payslips section of My HR in the admin application — without waiting for the run to be paid. Until now a payslip only appeared to its owner after the payroll run had been marked paid; between approval and payment the employee could see nothing, even though the run's figures were already final.</w:t>
+      </w:r>
+    </w:p>
+    <w:p>
+      <w:pPr>
+        <w:pStyle w:val="BodyText"/>
+      </w:pPr>
+      <w:r>
+        <w:t>My HR is the employee self-service area of the admin app: every screen is scoped to the signed-in user through the Employee.userId link, so a person sees only their own attendance, leave, shifts, performance, payslips and salary advances. My Payslips is backed by GET /api/v1/my-hr/payslips, which returned the caller's payslip rows whose payroll run had reached status paid — each with the period, the pay date, gross pay, PAYE, NSSF (employee and employer), salary-advance recovery, other deductions, net pay and the earnings breakdown.</w:t>
+      </w:r>
+    </w:p>
+    <w:p>
+      <w:pPr>
+        <w:pStyle w:val="BodyText"/>
+      </w:pPr>
+      <w:r>
+        <w:t>IMPLEMENTED THIS PASS. GET /api/v1/my-hr/payslips now returns a payslip as soon as its payroll run is approved: the run-status filter widened from paid to approved-or-paid, and each row now also carries the run status (approved or paid) and the approvedAt date alongside paidAt. Draft and cancelled runs stay invisible, and the per-employee scoping is unchanged — a staff member still sees only their own payslip. POST /api/v1/payroll/runs/:id/approve now notifies every run member who has a login, the same way the pay step already did: each linked employee gets a “Your payslip for &lt;month&gt; &lt;year&gt; is ready to view” notification pointing at My HR → My Payslips, and the payment-time notification was reworded to “Your &lt;month&gt; &lt;year&gt; pay has been released.”</w:t>
+      </w:r>
+    </w:p>
+    <w:p>
+      <w:pPr>
+        <w:pStyle w:val="BodyText"/>
+      </w:pPr>
+      <w:r>
+        <w:t>The My Payslips screen (mbms/frontend/src/pages/MyHr.jsx) gains a Status column — an amber “Approved · awaiting payment” badge until the run is paid, then a green “Paid · &lt;date&gt;” badge — and the same status line in the payslip detail dialog; the empty-state text now reads “… once a payroll run that includes you has been approved.” Read-only widening of an existing endpoint: no schema change, no migration, no new permission. Verified end to end against the seeded data: a holding-company staff member with a login sees the approved August 2026 run's payslip immediately (status approved, no pay date); a freshly created draft run's payslips stay invisible; approving a run fires exactly one notification per member with a login; paying the run flips the badge to Paid. nest build and admin vite build clean; openapi.json unchanged (351 paths / 448 operations / 175 schemas).</w:t>
+      </w:r>
+    </w:p>
+    <w:p>
+      <w:pPr>
+        <w:pStyle w:val="Heading2"/>
+      </w:pPr>
+      <w:r>
+        <w:t>Impact on this document</w:t>
+      </w:r>
+    </w:p>
+    <w:p>
+      <w:pPr>
+        <w:pStyle w:val="BodyText"/>
+      </w:pPr>
+      <w:r>
+        <w:t>Feasibility — a one-line change: the self-service payslip query already existed and was scoped per employee; only its run-status filter was broadened and two already-stored fields (status, approvedAt) surfaced. No new tables, endpoints or permissions.</w:t>
       </w:r>
     </w:p>
     <w:sectPr>

--- a/docx/03_Feasibility Study - Morise Holdings Limited.docx
+++ b/docx/03_Feasibility Study - Morise Holdings Limited.docx
@@ -8245,6 +8245,62 @@
       </w:pPr>
       <w:r>
         <w:t>Feasibility — a one-line change: the self-service payslip query already existed and was scoped per employee; only its run-status filter was broadened and two already-stored fields (status, approvedAt) surfaced. No new tables, endpoints or permissions.</w:t>
+      </w:r>
+    </w:p>
+    <w:p>
+      <w:pPr>
+        <w:pStyle w:val="Heading1"/>
+      </w:pPr>
+      <w:r>
+        <w:t>Implementation Status Update 86 (2 September 2026) — Alerts on the Admin Bell, Routed by Department</w:t>
+      </w:r>
+    </w:p>
+    <w:p>
+      <w:pPr>
+        <w:pStyle w:val="BodyText"/>
+      </w:pPr>
+      <w:r>
+        <w:t>An administrator asked that the Alerts feed introduced in Update 83 show up on the admin app's bell icon as notifications, and that every logged-in admin staff member see those notifications filtered to their own department. Until now the Alerts feed lived only on its own screen (GET /api/v1/alerts); the bell showed workflow notifications pushed explicitly by individual modules, and nothing routed anything by department.</w:t>
+      </w:r>
+    </w:p>
+    <w:p>
+      <w:pPr>
+        <w:pStyle w:val="BodyText"/>
+      </w:pPr>
+      <w:r>
+        <w:t>The Alerts feed is a single cross-module list of time-sensitive things that need attention — overdue customer and supplier invoices, pending approvals, expiring supplier contracts, vehicle statutory renewals and services due, asset insurance and inspections, stock below its minimum, expiring stock batches and project deadlines — each derived live from the module that owns it and filtered to the caller's company scope (BR-01). The bell is a per-user in-app feed: a Notification row per recipient, polled every 20 seconds for its unread count, with no scheduler or push infrastructure in this proof-of-concept.</w:t>
+      </w:r>
+    </w:p>
+    <w:p>
+      <w:pPr>
+        <w:pStyle w:val="BodyText"/>
+      </w:pPr>
+      <w:r>
+        <w:t>IMPLEMENTED THIS PASS. Every alert is now tagged with the department responsible for acting on it. Where the source record carries a department (projects) that column is used; otherwise the owning function is matched, case-insensitively and as a substring, against that company's own department names — so overdue invoices route to Finance / Billing, expiring contracts to Procurement, vehicle renewals and services to Fleet / Logistics / Distribution, stock and batch alerts to Warehouse / Inventory, and pending-approval queues by queue type (expense and supplier-invoice approvals to Finance, leave approvals to Human Resources). An alert that matches no department is treated as company-wide. A new AlertsService.syncToNotifications(user) mirrors the caller's live alert feed onto their bell as Notification rows of type alert:&lt;category&gt;, reconciling on each read — it creates a row for every alert that has none yet and deletes rows whose underlying alert has cleared, so the bell always reflects the current feed without a scheduler. The sync runs at the top of GET /api/v1/notifications and GET /api/v1/notifications/unread-count, is best-effort (a failure never breaks the feed) and is throttled to one reconcile per user every two minutes.</w:t>
+      </w:r>
+    </w:p>
+    <w:p>
+      <w:pPr>
+        <w:pStyle w:val="BodyText"/>
+      </w:pPr>
+      <w:r>
+        <w:t>The department filter: a staff member whose department is known — resolved from their linked Employee record, or a department-scoped access grant — sees their department's alerts plus the company-wide ones; a user with group-wide visibility (organization.company.viewAll), or one with no department at all, sees everything already in their company scope, exactly as before. Notification gains a nullable department_id column (migration 20260902140000_notification_department) and the feed now returns the routed department id and name on each row; the bell marks alert notifications with a warning glyph and shows a small department chip. No new permission, no new endpoint. Verified end to end on the seeded data (fifteen Agro alerts): the Finance &amp; Administration user receives the three overdue-invoice notifications plus the five company-wide pending-approval ones and none of the seven warehouse-routed alerts; the Warehouse &amp; Distribution user receives the stock, batch and vehicle alerts plus the five pending approvals and none of the overdue invoices; a user with no department and the Managing Director (group visibility) receive all fifteen; re-polling never duplicates a row and clearing an alert removes its notification. nest build and admin vite build clean; prisma migrate deploy applied; openapi.json regenerated (351 paths / 448 operations, path order only).</w:t>
+      </w:r>
+    </w:p>
+    <w:p>
+      <w:pPr>
+        <w:pStyle w:val="Heading2"/>
+      </w:pPr>
+      <w:r>
+        <w:t>Impact on this document</w:t>
+      </w:r>
+    </w:p>
+    <w:p>
+      <w:pPr>
+        <w:pStyle w:val="BodyText"/>
+      </w:pPr>
+      <w:r>
+        <w:t>Feasibility — no scheduler was needed: the mirror runs lazily at the top of the two notification read endpoints the bell already calls, is best-effort and throttled to one reconcile per user every two minutes, and reuses the existing AlertsService collector. One nullable column and an index.</w:t>
       </w:r>
     </w:p>
     <w:sectPr>

--- a/docx/03_Feasibility Study - Morise Holdings Limited.docx
+++ b/docx/03_Feasibility Study - Morise Holdings Limited.docx
@@ -8301,6 +8301,62 @@
       </w:pPr>
       <w:r>
         <w:t>Feasibility — no scheduler was needed: the mirror runs lazily at the top of the two notification read endpoints the bell already calls, is best-effort and throttled to one reconcile per user every two minutes, and reuses the existing AlertsService collector. One nullable column and an index.</w:t>
+      </w:r>
+    </w:p>
+    <w:p>
+      <w:pPr>
+        <w:pStyle w:val="Heading1"/>
+      </w:pPr>
+      <w:r>
+        <w:t>Implementation Status Update 87 (2 September 2026) — Alert Notifications Made Visible on the Bell</w:t>
+      </w:r>
+    </w:p>
+    <w:p>
+      <w:pPr>
+        <w:pStyle w:val="BodyText"/>
+      </w:pPr>
+      <w:r>
+        <w:t>After Update 86 an administrator reported that the alert notifications still did not appear on the admin app's bell for logged-in staff. Investigation with a headless browser showed the cause was purely presentational: the notification dropdown is rendered inside the navy top bar, which sets a white text colour, and the dropdown panel never reset it — so every row was drawn in white text on a white background. The unread count on the bell was correct and the rows were in the DOM; they were simply invisible. This pass fixes the visibility and tightens the department routing.</w:t>
+      </w:r>
+    </w:p>
+    <w:p>
+      <w:pPr>
+        <w:pStyle w:val="BodyText"/>
+      </w:pPr>
+      <w:r>
+        <w:t>The dropdown panel now sets an explicit dark text colour and opaque white background (and a left text alignment), so the notification title, its detail line, the timestamp and the department chip all render at normal contrast. The department chip uses the standard neutral badge style. No behavioural change to what is shown — only whether it can be seen.</w:t>
+      </w:r>
+    </w:p>
+    <w:p>
+      <w:pPr>
+        <w:pStyle w:val="BodyText"/>
+      </w:pPr>
+      <w:r>
+        <w:t>Department routing was also made deterministic. Each alert category carries an ordered list of department-name keywords, most-specific owner first; routing now walks that list in order and the first keyword that matches any of the company's departments wins, instead of taking whichever department happened to appear first in the list. So a low-stock alert resolves to “Warehouse &amp; Distribution” on the “warehouse” keyword rather than falling through to a broader “Field Operations”, and a handful of catch-all keywords (field, operations) were added at the end of the vehicle, stock, batch and inspection categories so companies that have only a general operations department still receive those alerts.</w:t>
+      </w:r>
+    </w:p>
+    <w:p>
+      <w:pPr>
+        <w:pStyle w:val="BodyText"/>
+      </w:pPr>
+      <w:r>
+        <w:t>No schema change, no new endpoint, no new permission — this is the visibility fix for Update 86. Re-verified end to end in the running admin app with three personas: the IT Administrator (group-wide visibility) sees all fifteen seeded Agro alerts on the bell, each with its department chip (Finance &amp; Administration or Warehouse &amp; Distribution); the Finance Manager (scoped, Finance &amp; Administration) sees the three overdue-invoice alerts plus the five company-wide pending-approval alerts and none of the warehouse-routed ones; the Branch Manager (scoped, Field Operations) sees the five company-wide pending-approval alerts. All rows are legible, the ⚠️ marker and the department chip show, and re-polling does not duplicate. nest build and admin vite build clean; openapi.json unchanged.</w:t>
+      </w:r>
+    </w:p>
+    <w:p>
+      <w:pPr>
+        <w:pStyle w:val="Heading2"/>
+      </w:pPr>
+      <w:r>
+        <w:t>Impact on this document</w:t>
+      </w:r>
+    </w:p>
+    <w:p>
+      <w:pPr>
+        <w:pStyle w:val="BodyText"/>
+      </w:pPr>
+      <w:r>
+        <w:t>Feasibility — the fix is a two-property CSS change on the dropdown panel plus an ordered-keyword loop in the router; no data or API change.</w:t>
       </w:r>
     </w:p>
     <w:sectPr>

--- a/docx/03_Feasibility Study - Morise Holdings Limited.docx
+++ b/docx/03_Feasibility Study - Morise Holdings Limited.docx
@@ -8357,6 +8357,62 @@
       </w:pPr>
       <w:r>
         <w:t>Feasibility — the fix is a two-property CSS change on the dropdown panel plus an ordered-keyword loop in the router; no data or API change.</w:t>
+      </w:r>
+    </w:p>
+    <w:p>
+      <w:pPr>
+        <w:pStyle w:val="Heading1"/>
+      </w:pPr>
+      <w:r>
+        <w:t>Implementation Status Update 88 (2 September 2026) — Social Media Channels Managed From One Shared Record</w:t>
+      </w:r>
+    </w:p>
+    <w:p>
+      <w:pPr>
+        <w:pStyle w:val="BodyText"/>
+      </w:pPr>
+      <w:r>
+        <w:t>An administrator asked to manage the storefront's social media channels from the CMS / Site Builder section of the admin/backend so that a single edit — one handle, one display name, one tagline, one visibility setting — can be pushed to every social media channel at once, and so that adding, updating or deleting all channels is a single click rather than a per-channel chore.</w:t>
+      </w:r>
+    </w:p>
+    <w:p>
+      <w:pPr>
+        <w:pStyle w:val="BodyText"/>
+      </w:pPr>
+      <w:r>
+        <w:t>A new SocialContent table (migration 20260902150000_social_content) holds exactly one row: the shared content record — an account handle, a display name used as the link label on every channel, a tagline shown above the channel row in the storefront footer, and a shared visibility flag. It sits alongside the existing per-channel SocialLink table, which is unchanged, so a channel can still be added or edited individually as before.</w:t>
+      </w:r>
+    </w:p>
+    <w:p>
+      <w:pPr>
+        <w:pStyle w:val="BodyText"/>
+      </w:pPr>
+      <w:r>
+        <w:t>Four endpoints were added under the existing cms.manage / cms.viewAll permissions (no new permission): GET and PUT /api/v1/cms/social-content read and save the shared record; POST /api/v1/cms/social-content/apply pushes it onto every channel in one call — with { createMissing: true } it first creates a channel for every supported platform, building each URL from the shared handle, and with { overwriteUrls: true } it rebuilds every channel URL from that handle; DELETE /api/v1/cms/social-content/channels removes every channel at once. The CMS / Site Builder screen gains a “Shared content — one edit, all channels” panel with Save, “Apply to all channels”, “Add &amp; sync every platform” and “Clear all channels” buttons. The storefront footer now shows the shared tagline above the channel icons via a new public GET /api/v1/customer-portal/public/social-content.</w:t>
+      </w:r>
+    </w:p>
+    <w:p>
+      <w:pPr>
+        <w:pStyle w:val="BodyText"/>
+      </w:pPr>
+      <w:r>
+        <w:t>Verified end to end against the running system: saving the shared record then clicking “Add &amp; sync every platform” created the eight buildable platform channels and set every label and visibility from the record; “Apply to all channels” with the URL-rebuild option on rewrote every channel URL from the handle; “Clear all channels” deleted them all and a re-apply with createMissing rebuilt them; the storefront footer read the shared tagline. Every mutation writes an audit event (cms.social_content.updated / applied / cleared). nest build, admin vite build and storefront vite build all clean; openapi.json regenerated (355 paths, 453 operations).</w:t>
+      </w:r>
+    </w:p>
+    <w:p>
+      <w:pPr>
+        <w:pStyle w:val="Heading2"/>
+      </w:pPr>
+      <w:r>
+        <w:t>Impact on this document</w:t>
+      </w:r>
+    </w:p>
+    <w:p>
+      <w:pPr>
+        <w:pStyle w:val="BodyText"/>
+      </w:pPr>
+      <w:r>
+        <w:t>Feasibility — one new single-row table and four endpoints on an existing controller under existing permissions; no scheduler, no new dependency, and the per-channel table is untouched.</w:t>
       </w:r>
     </w:p>
     <w:sectPr>

--- a/docx/03_Feasibility Study - Morise Holdings Limited.docx
+++ b/docx/03_Feasibility Study - Morise Holdings Limited.docx
@@ -8413,6 +8413,62 @@
       </w:pPr>
       <w:r>
         <w:t>Feasibility — one new single-row table and four endpoints on an existing controller under existing permissions; no scheduler, no new dependency, and the per-channel table is untouched.</w:t>
+      </w:r>
+    </w:p>
+    <w:p>
+      <w:pPr>
+        <w:pStyle w:val="Heading1"/>
+      </w:pPr>
+      <w:r>
+        <w:t>Implementation Status Update 89 (2 September 2026) — Every Social Media Platform Managed From One CMS Roster</w:t>
+      </w:r>
+    </w:p>
+    <w:p>
+      <w:pPr>
+        <w:pStyle w:val="BodyText"/>
+      </w:pPr>
+      <w:r>
+        <w:t>Following Update 88 (a shared social-content record with a one-click apply to all channels), an administrator asked that the social media channels be managed from the CMS / Site Builder section as one place that reflects every social media platform — so the panel shows all supported platforms as a fixed list, whether or not a channel row exists yet, rather than only the channels that happen to have been added.</w:t>
+      </w:r>
+    </w:p>
+    <w:p>
+      <w:pPr>
+        <w:pStyle w:val="BodyText"/>
+      </w:pPr>
+      <w:r>
+        <w:t>The CMS / Site Builder “Social media channels” panel is now a fixed roster of every supported platform (Facebook, X, Instagram, LinkedIn, YouTube, TikTok, WhatsApp, Telegram, Other). Each platform is one editable row — URL, label, visibility, order — present at all times; a platform with no URL shows as “not set” with its expected URL shape as a placeholder. Saving a row creates the channel; clearing its URL and saving removes it; the visibility toggle and the up/down order controls act on the platforms that have a row. The per-platform URL placeholder is built from the shared handle in the Update 88 record where one is set.</w:t>
+      </w:r>
+    </w:p>
+    <w:p>
+      <w:pPr>
+        <w:pStyle w:val="BodyText"/>
+      </w:pPr>
+      <w:r>
+        <w:t>Backing this: the `social_links` table now has a UNIQUE constraint on `platform` (migration 20260902160000_social_link_platform_unique — it de-duplicates any existing rows first, keeping the earliest per platform), so each platform maps to at most one channel. Two endpoints were added under the existing cms.manage / cms.viewAll permissions (no new permission): GET /api/v1/cms/social-links/roster returns all nine platforms in canonical order with any existing row merged in and a URL hint; PUT /api/v1/cms/social-links/platform/:platform creates, updates or (on an explicit empty URL) deletes that platform's single row. The free-form “add a channel” form is replaced by the roster, and the old POST /cms/social-links now rejects a second row for a platform with a clear message. Every mutation is audited as before (cms.social_link.created / updated / deleted).</w:t>
+      </w:r>
+    </w:p>
+    <w:p>
+      <w:pPr>
+        <w:pStyle w:val="BodyText"/>
+      </w:pPr>
+      <w:r>
+        <w:t>Verified end to end against the running system: the roster returns all nine platforms with the four seeded ones (Facebook, X, Instagram, LinkedIn shown; WhatsApp hidden) merged in and the rest marked “not set”; PUT platform/youtube created a row, PUT platform/facebook updated its URL, PUT platform/whatsapp with an empty URL deleted it, and POST /cms/social-links for an existing platform returned a 409 with the “edit it in the platform roster” message; the storefront footer reflected each change. nest build, admin vite build and storefront vite build all clean; prisma migrate deploy applied; openapi.json regenerated (357 paths, 455 operations). The Update 88 shared-content panel and its one-click apply / add-all / clear-all actions are unchanged and sit above the roster.</w:t>
+      </w:r>
+    </w:p>
+    <w:p>
+      <w:pPr>
+        <w:pStyle w:val="Heading2"/>
+      </w:pPr>
+      <w:r>
+        <w:t>Impact on this document</w:t>
+      </w:r>
+    </w:p>
+    <w:p>
+      <w:pPr>
+        <w:pStyle w:val="BodyText"/>
+      </w:pPr>
+      <w:r>
+        <w:t>Feasibility — a UNIQUE constraint on `social_links.platform` (with an in-migration de-dupe) plus two endpoints on an existing controller; no new permission, dependency or infrastructure.</w:t>
       </w:r>
     </w:p>
     <w:sectPr>

--- a/docx/03_Feasibility Study - Morise Holdings Limited.docx
+++ b/docx/03_Feasibility Study - Morise Holdings Limited.docx
@@ -8469,6 +8469,62 @@
       </w:pPr>
       <w:r>
         <w:t>Feasibility — a UNIQUE constraint on `social_links.platform` (with an in-migration de-dupe) plus two endpoints on an existing controller; no new permission, dependency or infrastructure.</w:t>
+      </w:r>
+    </w:p>
+    <w:p>
+      <w:pPr>
+        <w:pStyle w:val="Heading1"/>
+      </w:pPr>
+      <w:r>
+        <w:t>Implementation Status Update 90 (3 September 2026) — Automatic Staff Identification Cards for Active Administration Staff</w:t>
+      </w:r>
+    </w:p>
+    <w:p>
+      <w:pPr>
+        <w:pStyle w:val="BodyText"/>
+      </w:pPr>
+      <w:r>
+        <w:t>An administrator asked that every actively registered administration staff member carry a system-generated staff identification card that is added, updated and issued automatically rather than filled in by hand for each person.</w:t>
+      </w:r>
+    </w:p>
+    <w:p>
+      <w:pPr>
+        <w:pStyle w:val="BodyText"/>
+      </w:pPr>
+      <w:r>
+        <w:t>A new staff_id_cards table (migration 20260903120000_staff_id_cards) holds exactly one card per employee: a unique card number (MID-XXXXXXXX), an opaque verification code behind the printed QR block, a status of active / revoked / expired, an issue date and a three-year expiry, an optional photo reference and a reissue count. A card is issued automatically the moment an Employee record is created; POST /api/v1/staff-id-cards/generate back-fills a card for every active employee that still lacks one and ages out any card past its expiry; setting an employee inactive revokes the card and bringing them back re-activates it.</w:t>
+      </w:r>
+    </w:p>
+    <w:p>
+      <w:pPr>
+        <w:pStyle w:val="BodyText"/>
+      </w:pPr>
+      <w:r>
+        <w:t>A new module (src/staff-id-cards) exposes /api/v1/staff-id-cards under two new HR-domain permissions — employee.idcard.manage (issue, reissue, revoke, restore, correct the photo or expiry, run the bulk sweep) and employee.idcard.viewAll (group-wide read). It offers list / summary / get / by-employee / verify-by-code reads plus generate, issue, PATCH, reissue, revoke and restore; every mutation is audited (employee.idcard.issued / reissued / revoked / restored / updated / bulk_generated) and the feed is company-scoped per BR-01. Manage + viewAll are granted to Super Administrator, Managing Director, IT Administrator and the Human Resources Manager; manage within their own scope to the Branch Manager; viewAll to the group oversight roles.</w:t>
+      </w:r>
+    </w:p>
+    <w:p>
+      <w:pPr>
+        <w:pStyle w:val="BodyText"/>
+      </w:pPr>
+      <w:r>
+        <w:t>The staff Admin app gains a Staff ID Cards screen under Human Resources (a card-face gallery with the Morise mark, the holder's photo or initials and a QR block, plus Generate missing cards / Issue / Edit / Reissue / Revoke / Restore) and a My HR -&gt; My ID Card self-service screen (GET /api/v1/my-hr/id-card, scoped by Employee.userId). Verified end to end against the running system: 11 seeded cards issued, a newly created employee received a card automatically, deactivation revoked it and reactivation restored it, and verify-by-code, reissue and the scoped feed all behaved. nest build, admin vite build and prisma migrate deploy all clean; openapi.json regenerated (367 paths, 467 operations).</w:t>
+      </w:r>
+    </w:p>
+    <w:p>
+      <w:pPr>
+        <w:pStyle w:val="Heading2"/>
+      </w:pPr>
+      <w:r>
+        <w:t>Impact on this document</w:t>
+      </w:r>
+    </w:p>
+    <w:p>
+      <w:pPr>
+        <w:pStyle w:val="BodyText"/>
+      </w:pPr>
+      <w:r>
+        <w:t>Feasibility - no feasibility impact: the card model reuses the existing Employee record, the audit service and the permission / scoping machinery; the photo is a text reference (the object-storage gap already recorded) and the QR block is a deterministic placeholder pending a real encoder.</w:t>
       </w:r>
     </w:p>
     <w:sectPr>

--- a/docx/03_Feasibility Study - Morise Holdings Limited.docx
+++ b/docx/03_Feasibility Study - Morise Holdings Limited.docx
@@ -8525,6 +8525,62 @@
       </w:pPr>
       <w:r>
         <w:t>Feasibility - no feasibility impact: the card model reuses the existing Employee record, the audit service and the permission / scoping machinery; the photo is a text reference (the object-storage gap already recorded) and the QR block is a deterministic placeholder pending a real encoder.</w:t>
+      </w:r>
+    </w:p>
+    <w:p>
+      <w:pPr>
+        <w:pStyle w:val="Heading1"/>
+      </w:pPr>
+      <w:r>
+        <w:t>Implementation Status Update 91 (3 September 2026) — Staff Identification Card — Front and Back</w:t>
+      </w:r>
+    </w:p>
+    <w:p>
+      <w:pPr>
+        <w:pStyle w:val="BodyText"/>
+      </w:pPr>
+      <w:r>
+        <w:t>Following Update 90 (the automatic staff identification card), an administrator asked that the card have a distinct front and a back part rather than a single face.</w:t>
+      </w:r>
+    </w:p>
+    <w:p>
+      <w:pPr>
+        <w:pStyle w:val="BodyText"/>
+      </w:pPr>
+      <w:r>
+        <w:t>The card resource now carries a back object alongside the front fields. The front is unchanged - logo header, photo or initials, holder name / job title / staff number / company / unit, the QR block, card number and issue / expiry. The back carries the standard conditions of use, an 'if found, return to' block built from the issuing company's registered address and contact, the holder's national ID and emergency contact (read live from the Employee record), an optional blood group and a free-text note (both held on the card), a Code 128-style barcode of the card number and holder / issuing-officer signature lines.</w:t>
+      </w:r>
+    </w:p>
+    <w:p>
+      <w:pPr>
+        <w:pStyle w:val="BodyText"/>
+      </w:pPr>
+      <w:r>
+        <w:t>Two card-held back fields are added - blood_group and back_notes (migration 20260903140000_staff_id_card_back) - settable on issue and via PATCH /api/v1/staff-id-cards/:id under the existing employee.idcard.manage permission; everything else on the back is derived. GET /api/v1/staff-id-cards* and GET /api/v1/my-hr/id-card all return the new back object; no new endpoint or permission.</w:t>
+      </w:r>
+    </w:p>
+    <w:p>
+      <w:pPr>
+        <w:pStyle w:val="BodyText"/>
+      </w:pPr>
+      <w:r>
+        <w:t>The shared IdCard.jsx component renders both faces - a 'Show back / Show front' flip on the admin Staff ID Cards gallery, and front-and-back side by side on My HR -&gt; My ID Card. The admin Edit dialog gains Blood group and Back note fields. Verified end to end against the running system (the back object resolves the issuer address from the company and the blood group from the card; PATCH sets both). nest build, admin vite build and prisma migrate deploy all clean; openapi.json unchanged at 367 paths / 467 operations.</w:t>
+      </w:r>
+    </w:p>
+    <w:p>
+      <w:pPr>
+        <w:pStyle w:val="Heading2"/>
+      </w:pPr>
+      <w:r>
+        <w:t>Impact on this document</w:t>
+      </w:r>
+    </w:p>
+    <w:p>
+      <w:pPr>
+        <w:pStyle w:val="BodyText"/>
+      </w:pPr>
+      <w:r>
+        <w:t>Feasibility - no feasibility impact: the back is rendered from data already held (Employee national id / emergency contact, Company address) plus two small optional card fields; the barcode is a deterministic placeholder like the QR block.</w:t>
       </w:r>
     </w:p>
     <w:sectPr>

--- a/docx/03_Feasibility Study - Morise Holdings Limited.docx
+++ b/docx/03_Feasibility Study - Morise Holdings Limited.docx
@@ -8581,6 +8581,62 @@
       </w:pPr>
       <w:r>
         <w:t>Feasibility - no feasibility impact: the back is rendered from data already held (Employee national id / emergency contact, Company address) plus two small optional card fields; the barcode is a deterministic placeholder like the QR block.</w:t>
+      </w:r>
+    </w:p>
+    <w:p>
+      <w:pPr>
+        <w:pStyle w:val="Heading1"/>
+      </w:pPr>
+      <w:r>
+        <w:t>Implementation Status Update 92 (3 September 2026) — Staff Identification Card — Back Face Sized to the Front, Blood Group Removed</w:t>
+      </w:r>
+    </w:p>
+    <w:p>
+      <w:pPr>
+        <w:pStyle w:val="BodyText"/>
+      </w:pPr>
+      <w:r>
+        <w:t>Following Updates 90 and 91 (the automatic staff identification card, then its front and back), an administrator asked for two adjustments to the back: remove the blood group section, and make the back the same size as the front.</w:t>
+      </w:r>
+    </w:p>
+    <w:p>
+      <w:pPr>
+        <w:pStyle w:val="BodyText"/>
+      </w:pPr>
+      <w:r>
+        <w:t>The card back no longer shows a blood group. The card-held blood_group column is dropped (migration 20260903160000_staff_id_card_drop_blood_group); the free-text back_notes field is kept. The back object returned by GET /api/v1/staff-id-cards* and GET /api/v1/my-hr/id-card no longer carries bloodGroup, and POST / PATCH /api/v1/staff-id-cards/:id no longer accept it. The back still shows the holder's national ID and emergency contact (from the Employee), the conditions of use, the 'if found, return to' block from the issuing company's address, an optional note and the barcode.</w:t>
+      </w:r>
+    </w:p>
+    <w:p>
+      <w:pPr>
+        <w:pStyle w:val="BodyText"/>
+      </w:pPr>
+      <w:r>
+        <w:t>Both faces are now a single fixed rectangle - the shared IdCard.jsx component renders the front and the back at the same width and height (a fixed CARD_W x CARD_H box, overflow clipped), with the back's barcode and signature lines anchored to the bottom edge. The admin Edit dialog drops the Blood group field (Photo, Expiry and Back note remain).</w:t>
+      </w:r>
+    </w:p>
+    <w:p>
+      <w:pPr>
+        <w:pStyle w:val="BodyText"/>
+      </w:pPr>
+      <w:r>
+        <w:t>No new endpoint or permission; openapi.json path / operation counts unchanged (367 / 467). Verified end to end against the running system: the migration drops the column, the card and back payloads no longer include bloodGroup, backNotes still round-trips, and both card faces render at the same size. nest build, admin vite build and prisma migrate deploy all clean.</w:t>
+      </w:r>
+    </w:p>
+    <w:p>
+      <w:pPr>
+        <w:pStyle w:val="Heading2"/>
+      </w:pPr>
+      <w:r>
+        <w:t>Impact on this document</w:t>
+      </w:r>
+    </w:p>
+    <w:p>
+      <w:pPr>
+        <w:pStyle w:val="BodyText"/>
+      </w:pPr>
+      <w:r>
+        <w:t>Feasibility - no feasibility impact: a dropped column and a fixed-size front-end layout.</w:t>
       </w:r>
     </w:p>
     <w:sectPr>

--- a/docx/03_Feasibility Study - Morise Holdings Limited.docx
+++ b/docx/03_Feasibility Study - Morise Holdings Limited.docx
@@ -8637,6 +8637,62 @@
       </w:pPr>
       <w:r>
         <w:t>Feasibility - no feasibility impact: a dropped column and a fixed-size front-end layout.</w:t>
+      </w:r>
+    </w:p>
+    <w:p>
+      <w:pPr>
+        <w:pStyle w:val="Heading1"/>
+      </w:pPr>
+      <w:r>
+        <w:t>Implementation Status Update 93 (3 September 2026) — Morise Milling Ltd Subsidiary + Milling ERP Specification (New Doc 23)</w:t>
+      </w:r>
+    </w:p>
+    <w:p>
+      <w:pPr>
+        <w:pStyle w:val="BodyText"/>
+      </w:pPr>
+      <w:r>
+        <w:t>An administrator asked to add a new subsidiary under Morise Holdings Limited with a grain-milling concept, based on the client attachment 'Software Development Features for a Milling Company'.</w:t>
+      </w:r>
+    </w:p>
+    <w:p>
+      <w:pPr>
+        <w:pStyle w:val="BodyText"/>
+      </w:pPr>
+      <w:r>
+        <w:t>Morise Milling Ltd is seeded as a wholly-owned (100%) subsidiary (company id a1000000-0000-4000-8000-000000000007): six mill sites / branches (Kampala Head Office &amp; Central Mill, Jinja Wheat &amp; Maize Mill, Masindi Maize Mill, Mbale Millet &amp; Sorghum Mill, Lira Grain Mill &amp; Silos, Kampala Distribution Depot); twelve departments, one per architecture module (Grain Procurement &amp; Weighbridge; Warehouse &amp; Inventory; Production &amp; Milling Lines; Machine &amp; Maintenance; Quality Assurance &amp; Control; Packaging; Sales &amp; Customer Management; Distribution &amp; Delivery; Finance &amp; Accounting; Human Resources &amp; Workforce; Procurement &amp; Supplier Management; IT, IoT &amp; Integrations); and six starter policies (Weighbridge Ticket Integrity, Grain Acceptance &amp; Moisture Limits, Milling Yield &amp; Loss Tolerance, Batch Traceability End to End, Preventive Maintenance Compliance, Food Safety &amp; Product Release). Only prisma/seed.ts changes - no code, schema or permission change; the Managing Director's create / update / delete / activate authority over subsidiaries was delivered earlier.</w:t>
+      </w:r>
+    </w:p>
+    <w:p>
+      <w:pPr>
+        <w:pStyle w:val="BodyText"/>
+      </w:pPr>
+      <w:r>
+        <w:t>The milling-specific system is a specification, not built. New doc 23 - Milling ERP &amp; Integrated Business Management System - Feature Specification - restates the attachment in the house format: twelve feature modules from grain procurement over a weighbridge through production and milling lines, machine maintenance, QA/QC, packaging, sales, distribution, finance and workforce to a management dashboard with IoT / PLC integration and end-to-end supplier-to-customer batch traceability; plus non-functional requirements, an architecture overview, an integration table, the fifteen recommended roles, a technology-stack table, the organisation as seeded, a five-phase delivery roadmap and a section on reuse of the existing MBMS modules (Suppliers, Inventory / Warehouse, Fleet, Delivery, Accounting, HR / Payroll, Alerts, Audit).</w:t>
+      </w:r>
+    </w:p>
+    <w:p>
+      <w:pPr>
+        <w:pStyle w:val="BodyText"/>
+      </w:pPr>
+      <w:r>
+        <w:t>The storefront's public site lists Morise Milling Ltd in the Companies directory (SUBSIDIARY_META entry, a new subsidiary-milling.svg banner added to the brand family and mirrored into both apps, and a News item). Group figures become six subsidiaries and twenty-six sites / branches. Verified against the running system: the company, its 6 branches, 12 departments and 6 policies are returned by the /organization API and are manageable by the Managing Director; admin and storefront builds are clean.</w:t>
+      </w:r>
+    </w:p>
+    <w:p>
+      <w:pPr>
+        <w:pStyle w:val="Heading2"/>
+      </w:pPr>
+      <w:r>
+        <w:t>Impact on this document</w:t>
+      </w:r>
+    </w:p>
+    <w:p>
+      <w:pPr>
+        <w:pStyle w:val="BodyText"/>
+      </w:pPr>
+      <w:r>
+        <w:t>Feasibility - no feasibility impact: the subsidiary reuses the subsidiary-lifecycle capability and, when built, large parts of the existing platform (Suppliers, Inventory / Warehouse, Fleet, Delivery, Accounting, HR / Payroll); the genuinely new work (weighbridge, milling lines, QA/QC, packaging, IoT, traceability) is scoped in doc 23 Section 9.</w:t>
       </w:r>
     </w:p>
     <w:sectPr>

--- a/docx/03_Feasibility Study - Morise Holdings Limited.docx
+++ b/docx/03_Feasibility Study - Morise Holdings Limited.docx
@@ -8693,6 +8693,62 @@
       </w:pPr>
       <w:r>
         <w:t>Feasibility - no feasibility impact: the subsidiary reuses the subsidiary-lifecycle capability and, when built, large parts of the existing platform (Suppliers, Inventory / Warehouse, Fleet, Delivery, Accounting, HR / Payroll); the genuinely new work (weighbridge, milling lines, QA/QC, packaging, IoT, traceability) is scoped in doc 23 Section 9.</w:t>
+      </w:r>
+    </w:p>
+    <w:p>
+      <w:pPr>
+        <w:pStyle w:val="Heading1"/>
+      </w:pPr>
+      <w:r>
+        <w:t>Implementation Status Update 94 (3 September 2026) — Automatic Morise e-Stamp on a Customer-Acknowledged Delivery</w:t>
+      </w:r>
+    </w:p>
+    <w:p>
+      <w:pPr>
+        <w:pStyle w:val="BodyText"/>
+      </w:pPr>
+      <w:r>
+        <w:t>Update 66 (recorded as a specification only) is now built: after a Morise delivery is completed, the customer confirms - through the customer portal - that they received the order's goods / services in good condition, and MBMS automatically places a Morise e-Stamp on the order's invoice.</w:t>
+      </w:r>
+    </w:p>
+    <w:p>
+      <w:pPr>
+        <w:pStyle w:val="BodyText"/>
+      </w:pPr>
+      <w:r>
+        <w:t>New endpoint POST /api/v1/customer-portal/orders/:id/delivery/acknowledge (customer JWT) with condition = good | damaged | incomplete | not_received and an optional note. It is allowed only once the order's delivery is `delivered`, and only once. A `good` acknowledgement, in one transaction, stamps the order's invoice - invoices.stamped_at, a unique invoices.stamp_number = MOR-ESTAMP-YYYY-NNNNNN, invoices.stamp_condition = 'good' (new nullable columns, migration 20260903180000_invoice_estamp_delivery_ack) - and logs a delivery event, an invoice.estamp.issued audit entry and a best-effort notification to the selling subsidiary's order team. A damaged / incomplete / not-received acknowledgement issues no stamp: it sets deliveries.exception_opened_at, logs the customer's report as a delivery event and raises a delivery.exception_opened audit entry and a staff notification. The delivery also records customer_ack_condition / customer_ack_at / customer_ack_note / customer_ack_by.</w:t>
+      </w:r>
+    </w:p>
+    <w:p>
+      <w:pPr>
+        <w:pStyle w:val="BodyText"/>
+      </w:pPr>
+      <w:r>
+        <w:t>The e-Stamp is shown on: the customer's delivery-tracking view (GET /customer-portal/orders/:id/delivery now returns canAcknowledge, the acknowledgement fields and, once stamped, the eStamp), the invoice list and detail (eStamped, stampNumber), and the downloaded invoice PDF - which now draws a navy / amber Morise seal (the Morise 'M' mark, 'MORISE e-STAMP', the stamp number and the confirmation wording) top-right. The staff DeliveryService.get also returns the stamp and acknowledgement fields.</w:t>
+      </w:r>
+    </w:p>
+    <w:p>
+      <w:pPr>
+        <w:pStyle w:val="BodyText"/>
+      </w:pPr>
+      <w:r>
+        <w:t>Storefront: the My Orders detail shows, for a completed delivery, a 'Did everything arrive in good condition?' panel - 'Yes, confirm receipt' (issues the e-Stamp) or 'Report a problem' (damaged / incomplete / not received + a note, opens a delivery exception); afterwards it shows the confirmation and the e-Stamp number, or the exception notice. The Invoices list shows a 'Morise e-Stamp' badge. Seed adds one completed delivery for a Highland Traders order awaiting confirmation, so the flow is demoable. Verified end to end against the running system: a `good` acknowledgement issued MOR-ESTAMP-2026-000001 on the invoice and rendered the seal on the PDF; the guards (not delivered -&gt; 409, already acknowledged -&gt; 409, no delivery -&gt; 404) and the damaged path (no stamp, exception opened) all behaved. nest build, storefront vite build and prisma migrate deploy all clean; openapi.json regenerated (368 paths / 468 operations). Supersedes the 'spec only - nothing built' status of Update 66.</w:t>
+      </w:r>
+    </w:p>
+    <w:p>
+      <w:pPr>
+        <w:pStyle w:val="Heading2"/>
+      </w:pPr>
+      <w:r>
+        <w:t>Impact on this document</w:t>
+      </w:r>
+    </w:p>
+    <w:p>
+      <w:pPr>
+        <w:pStyle w:val="BodyText"/>
+      </w:pPr>
+      <w:r>
+        <w:t>Feasibility - no feasibility impact: built on the existing delivery module and invoice / PDF machinery; the seal is drawn with the same vector 'M' the apps already use.</w:t>
       </w:r>
     </w:p>
     <w:sectPr>

--- a/docx/03_Feasibility Study - Morise Holdings Limited.docx
+++ b/docx/03_Feasibility Study - Morise Holdings Limited.docx
@@ -8749,6 +8749,62 @@
       </w:pPr>
       <w:r>
         <w:t>Feasibility - no feasibility impact: built on the existing delivery module and invoice / PDF machinery; the seal is drawn with the same vector 'M' the apps already use.</w:t>
+      </w:r>
+    </w:p>
+    <w:p>
+      <w:pPr>
+        <w:pStyle w:val="Heading1"/>
+      </w:pPr>
+      <w:r>
+        <w:t>Implementation Status Update 95 (3 September 2026) — A Clear "Confirm Receipt" Button / Link for the Customer e-Stamp Confirmation</w:t>
+      </w:r>
+    </w:p>
+    <w:p>
+      <w:pPr>
+        <w:pStyle w:val="BodyText"/>
+      </w:pPr>
+      <w:r>
+        <w:t>Following Update 94 (the automatic Morise e-Stamp on a customer-acknowledged delivery), an administrator asked that the customer have a clear confirmation button / link - not just a panel buried in an order's detail.</w:t>
+      </w:r>
+    </w:p>
+    <w:p>
+      <w:pPr>
+        <w:pStyle w:val="BodyText"/>
+      </w:pPr>
+      <w:r>
+        <w:t>New read GET /api/v1/customer-portal/orders/awaiting-confirmation (customer JWT) returns the customer's own orders with a completed delivery they have not yet confirmed (orderId, orderNumber, deliveryNumber, deliveredAt, companyName). The dashboard summary (GET /customer-portal/dashboard-summary) gains deliveriesToConfirm and firstDeliveryToConfirmOrderId. No schema change, no new permission.</w:t>
+      </w:r>
+    </w:p>
+    <w:p>
+      <w:pPr>
+        <w:pStyle w:val="BodyText"/>
+      </w:pPr>
+      <w:r>
+        <w:t>Storefront: a dedicated confirmation page at /orders/:id/confirm - a shareable URL that shows the order and delivery summary and a prominent 'Confirm - received in good condition' button plus a 'Report a problem' form (damaged / incomplete / not received + note); on a good confirmation it shows the Morise e-Stamp number and a 'Download stamped invoice' link, on a problem the exception notice. The My Orders list marks each order awaiting confirmation with a 'Confirm receipt -&gt;' link to that page, and the Home dashboard shows a prompt card ('You have N deliveries awaiting your confirmation' + 'Confirm now').</w:t>
+      </w:r>
+    </w:p>
+    <w:p>
+      <w:pPr>
+        <w:pStyle w:val="BodyText"/>
+      </w:pPr>
+      <w:r>
+        <w:t>The Update 94 acknowledge endpoint, the automatic e-Stamp and the in-detail panel are unchanged. Verified end to end against the running system: awaiting-confirmation and the dashboard count move 1 -&gt; 2 -&gt; 1 as a delivery is completed and then confirmed; the confirmation page issues the e-Stamp. nest build and storefront vite build clean; openapi.json regenerated (369 paths / 469 operations).</w:t>
+      </w:r>
+    </w:p>
+    <w:p>
+      <w:pPr>
+        <w:pStyle w:val="Heading2"/>
+      </w:pPr>
+      <w:r>
+        <w:t>Impact on this document</w:t>
+      </w:r>
+    </w:p>
+    <w:p>
+      <w:pPr>
+        <w:pStyle w:val="BodyText"/>
+      </w:pPr>
+      <w:r>
+        <w:t>Feasibility - no feasibility impact: one derived read over the existing deliveries table and three front-end surfaces for an already-built action.</w:t>
       </w:r>
     </w:p>
     <w:sectPr>

--- a/docx/03_Feasibility Study - Morise Holdings Limited.docx
+++ b/docx/03_Feasibility Study - Morise Holdings Limited.docx
@@ -8805,6 +8805,62 @@
       </w:pPr>
       <w:r>
         <w:t>Feasibility - no feasibility impact: one derived read over the existing deliveries table and three front-end surfaces for an already-built action.</w:t>
+      </w:r>
+    </w:p>
+    <w:p>
+      <w:pPr>
+        <w:pStyle w:val="Heading1"/>
+      </w:pPr>
+      <w:r>
+        <w:t>Implementation Status Update 96 (3 September 2026) — Confirm-Receipt Button Driven by the Order's Delivered Status</w:t>
+      </w:r>
+    </w:p>
+    <w:p>
+      <w:pPr>
+        <w:pStyle w:val="BodyText"/>
+      </w:pPr>
+      <w:r>
+        <w:t>An administrator asked that the customer's 'Confirm receipt' button be driven by the order's status: once admin staff mark the order delivered, the button appears in My Orders, and the customer clicks it to attest the goods / services arrived in good condition - which is what generates the automatic Morise e-Stamp. A Morise Logistics delivery record is no longer required.</w:t>
+      </w:r>
+    </w:p>
+    <w:p>
+      <w:pPr>
+        <w:pStyle w:val="BodyText"/>
+      </w:pPr>
+      <w:r>
+        <w:t>The Order gains delivered_at (stamped when an administrator advances the order to `delivered`, or a Morise Logistics delivery completes) and customer_receipt_confirmed_at / customer_receipt_condition / customer_receipt_note (migration 20260903200000_order_customer_receipt, which back-fills delivered_at for orders already delivered). GET /api/v1/customer-portal/orders and .../:id now return deliveredAt, the receipt fields and canConfirmReceipt (order.status === 'delivered' AND not yet confirmed), plus eStamped / stampNumber on the invoice sub-object.</w:t>
+      </w:r>
+    </w:p>
+    <w:p>
+      <w:pPr>
+        <w:pStyle w:val="BodyText"/>
+      </w:pPr>
+      <w:r>
+        <w:t>POST /api/v1/customer-portal/orders/:id/delivery/acknowledge is now order-driven: it is allowed once the order is `delivered` and only once, regardless of whether a delivery record exists. A `good` confirmation records the receipt on the order and auto-stamps the order's invoice (MOR-ESTAMP-YYYY-NNNNNN); any other condition records a dispute (no stamp). When a Morise Logistics delivery record exists, the confirmation is mirrored onto it (its customer_ack_* fields + a delivery event). Audited as invoice.estamp.issued (good) or order.receipt.disputed (else) with a best-effort notification to the selling subsidiary's order team. GET /customer-portal/orders/awaiting-confirmation and the dashboard summary's deliveriesToConfirm now count delivered, unconfirmed orders.</w:t>
+      </w:r>
+    </w:p>
+    <w:p>
+      <w:pPr>
+        <w:pStyle w:val="BodyText"/>
+      </w:pPr>
+      <w:r>
+        <w:t>Storefront: the My Orders detail's 'Did everything arrive in good condition?' panel, the /orders/:id/confirm page and the 'Confirm receipt -&gt;' row link are all driven by the order's delivered status and no longer need a delivery record. Seed marks delivered_at on every delivered order and pre-confirms + e-stamps the settled ones, leaving one order (ORD-2026-0001) still awaiting the customer's confirmation. Verified end to end against the running system: staff advanced an order to delivered, the customer confirmed 'damaged' (dispute, no stamp) and 'good' (e-Stamp issued, mirrored onto the delivery record where present); the guards (not delivered -&gt; 409, already confirmed -&gt; 409) behaved. nest build, storefront vite build and prisma migrate deploy all clean; openapi.json unchanged at 369 paths / 469 operations.</w:t>
+      </w:r>
+    </w:p>
+    <w:p>
+      <w:pPr>
+        <w:pStyle w:val="Heading2"/>
+      </w:pPr>
+      <w:r>
+        <w:t>Impact on this document</w:t>
+      </w:r>
+    </w:p>
+    <w:p>
+      <w:pPr>
+        <w:pStyle w:val="BodyText"/>
+      </w:pPr>
+      <w:r>
+        <w:t>Feasibility - no feasibility impact: the confirmation moves from the delivery record to the order, which every sale already has; a delivery record is now optional.</w:t>
       </w:r>
     </w:p>
     <w:sectPr>

--- a/docx/03_Feasibility Study - Morise Holdings Limited.docx
+++ b/docx/03_Feasibility Study - Morise Holdings Limited.docx
@@ -8861,6 +8861,62 @@
       </w:pPr>
       <w:r>
         <w:t>Feasibility - no feasibility impact: the confirmation moves from the delivery record to the order, which every sale already has; a delivery record is now optional.</w:t>
+      </w:r>
+    </w:p>
+    <w:p>
+      <w:pPr>
+        <w:pStyle w:val="Heading1"/>
+      </w:pPr>
+      <w:r>
+        <w:t>Implementation Status Update 97 (3 September 2026) — Social Media Publishing — Composer, Publishing Engine &amp; Status Dashboard (New Doc 24)</w:t>
+      </w:r>
+    </w:p>
+    <w:p>
+      <w:pPr>
+        <w:pStyle w:val="BodyText"/>
+      </w:pPr>
+      <w:r>
+        <w:t>An administrator asked for a mini Buffer / Hootsuite inside MBMS: write one master post, fan it out to many social media channels in one click with per-platform caption overrides, publish now or schedule, and see per-platform success / failure. The architecture plan the administrator supplied - the three layers, the seven feature areas, and the 2026 cost / access reality for X, Meta, LinkedIn and TikTok - is restated in the house format in the new doc 24.</w:t>
+      </w:r>
+    </w:p>
+    <w:p>
+      <w:pPr>
+        <w:pStyle w:val="BodyText"/>
+      </w:pPr>
+      <w:r>
+        <w:t>A new module (src/social-publishing) exposes /api/v1/social. Schema (migration 20260903220000_social_publishing): social_connections (a simulated OAuth connection per platform - status, account label, a ~60-day token expiry, a placeholder token reference; no real handshake), social_posts (master body, media type + text-reference url, link, status draft / scheduled / publishing / published / partially_failed / failed, scheduledFor) and social_post_targets (one row per platform per post - caption override, status pending / publishing / success / failed / skipped, external id + permalink, error, attempts). Three new governance-domain permissions: social.post.manage (draft / edit / delete, connect / disconnect channels), social.post.publish (fan-out, retry, run the schedule) and social.post.viewAll (composer + posts + dashboard) - the 'can create drafts vs can publish' split.</w:t>
+      </w:r>
+    </w:p>
+    <w:p>
+      <w:pPr>
+        <w:pStyle w:val="BodyText"/>
+      </w:pPr>
+      <w:r>
+        <w:t>Endpoints: GET /social/platforms (the nine channels with connection state + character limits + media rules), POST /social/platforms/:platform/{connect,disconnect}; GET / POST /social/posts, GET / PATCH / DELETE /social/posts/:id (get returns a per-platform preview - effective caption, character count vs limit, truncation / media / not-connected warnings); POST /social/posts/:id/publish (the single button - fans the post out to every target and computes per-platform success or failure), POST /social/posts/:id/retry (failed targets only), POST /social/run-scheduled (fire due scheduled posts - a stand-in for the cron worker); GET /social/dashboard. Every mutation is audited (social.post.* / social.connection.*).</w:t>
+      </w:r>
+    </w:p>
+    <w:p>
+      <w:pPr>
+        <w:pStyle w:val="BodyText"/>
+      </w:pPr>
+      <w:r>
+        <w:t>The publish itself is SIMULATED - dispatchOne() enforces the platform's own rules (character limit, media requirement, connection state) and mints a fake permalink on success, rather than calling a real platform API; there is no OAuth handshake or job queue in this build (the same deferred external integration already recorded for Kafka, object storage and email / SMS). The shape a genuine integration slots into is real: a connection per platform, one target row per platform with its own status / external id / error, a fan-out step with partial failure and retry, and a status dashboard. Admin gains a Social Publishing screen under ADMIN / BACKEND (four tabs: Compose with live per-channel preview and caption overrides, Posts with per-platform outcome + retry, Channels connect / disconnect, Dashboard). Seed connects four channels and adds a published post, a draft and a scheduled post. Verified end to end against the running system: a post fanned out with a partial failure (Instagram rejected - no media), a retry after adding media published it, disconnecting a channel failed its target, run-scheduled fired a due post, and the drafts-vs-publish permission split held (Sales Manager 403 on publish). nest build, admin vite build and prisma migrate deploy all clean; openapi.json regenerated (378 paths / 481 operations).</w:t>
+      </w:r>
+    </w:p>
+    <w:p>
+      <w:pPr>
+        <w:pStyle w:val="Heading2"/>
+      </w:pPr>
+      <w:r>
+        <w:t>Impact on this document</w:t>
+      </w:r>
+    </w:p>
+    <w:p>
+      <w:pPr>
+        <w:pStyle w:val="BodyText"/>
+      </w:pPr>
+      <w:r>
+        <w:t>Feasibility - the composer, fan-out engine, partial-failure handling, retry and dashboard are feasible and built; the genuinely hard / costly parts (per-platform OAuth apps, X's pay-per-use billing, Meta app review, LinkedIn's Marketing Developer Platform approval, server-side media processing, a job queue) are scoped in doc 24 as the next phase.</w:t>
       </w:r>
     </w:p>
     <w:sectPr>

--- a/docx/03_Feasibility Study - Morise Holdings Limited.docx
+++ b/docx/03_Feasibility Study - Morise Holdings Limited.docx
@@ -8917,6 +8917,62 @@
       </w:pPr>
       <w:r>
         <w:t>Feasibility - the composer, fan-out engine, partial-failure handling, retry and dashboard are feasible and built; the genuinely hard / costly parts (per-platform OAuth apps, X's pay-per-use billing, Meta app review, LinkedIn's Marketing Developer Platform approval, server-side media processing, a job queue) are scoped in doc 24 as the next phase.</w:t>
+      </w:r>
+    </w:p>
+    <w:p>
+      <w:pPr>
+        <w:pStyle w:val="Heading1"/>
+      </w:pPr>
+      <w:r>
+        <w:t>Implementation Status Update 98 (8 September 2026) — Product Catalogue for Morise Milling Ltd + Branch-Tagged Product Registration (Doc 23)</w:t>
+      </w:r>
+    </w:p>
+    <w:p>
+      <w:pPr>
+        <w:pStyle w:val="BodyText"/>
+      </w:pPr>
+      <w:r>
+        <w:t>An administrator asked to add products to Morise Milling Ltd. Morise Milling Ltd was seeded as the group's sixth wholly-owned subsidiary in Update 93 (3 September 2026) with six mill sites and twelve departments but zero products — it was spec-stage only. This update gives it its first product catalogue and, at the same time, generalises product registration in the Admin app so any multi-site subsidiary's products can be tagged to the branch/site that produces them, not just company-wide.</w:t>
+      </w:r>
+    </w:p>
+    <w:p>
+      <w:pPr>
+        <w:pStyle w:val="BodyText"/>
+      </w:pPr>
+      <w:r>
+        <w:t>prisma/seed.ts gains a Morise Milling Ltd product-catalogue block (ensureMillProduct helper, 7 new categories): 24 SKUs — 15 priced finished goods and services (maize, wheat, and millet/sorghum flour lines across 4 pack sizes; maize bran, wheat bran/pollard, maize germ and a compounded dairy meal as by-products; toll milling, grain cleaning/drying, silo storage and grain grading/moisture testing as services) plus 5 finished-goods lines and 4 internal-only items (raw maize/wheat/millet grain intake, printed bag and retail-pack packaging) that are seeded with no unitPrice on purpose — CustomerCatalogService only lists priced products, so raw materials and packaging stay off the customer storefront while Admin Inventory still tracks them. Batch tracking (trackBatches) and min/max stock levels are set per docx/23 section 2.2 (raw-material / finished-goods / packaging warehouses, FIFO-FEFO, min-max levels) and sections 2.5-2.6 (batch numbers, expiry / best-before, end-to-end batch traceability). Each item is attributed to the mill or depot that produces or holds it (Masindi for maize, Jinja for wheat, Mbale for millet/sorghum, Lira for grain intake and toll-milling services, the Kampala depot for retail packs and packaging).</w:t>
+      </w:r>
+    </w:p>
+    <w:p>
+      <w:pPr>
+        <w:pStyle w:val="BodyText"/>
+      </w:pPr>
+      <w:r>
+        <w:t>Product.branchId already existed on the schema (29 August 2026, storefront group catalogue), but only the seed could set it — a product registered through the Admin screen was always company-wide. CreateProductDto and UpdateProductDto (mbms/backend/src/products/dto/product.dto.ts) both gain an optional branchId; ProductsService.assertReferencesBelongTo validates on create and update that both the category and the branch belong to the product's own companyId, and every product read (list, get, create, update) now includes and returns companyName and branchName so an Admin list spanning several subsidiaries reads clearly.</w:t>
+      </w:r>
+    </w:p>
+    <w:p>
+      <w:pPr>
+        <w:pStyle w:val="BodyText"/>
+      </w:pPr>
+      <w:r>
+        <w:t>The Admin Products screen (mbms/frontend/src/pages/Products.jsx) is rebuilt on top of this: a subsidiary filter above the list, Company / Branch / Category / Stock / a per-row Edit action added to the table, and the New Product form replaced with Company and Branch dropdowns (previously a bare company-UUID text field and a "Load Categories" button) that only offer that company's own categories and branches. A new Edit Product modal exposes the PATCH /products/:id endpoint (it has existed since Sprint 4 with no screen) so an administrator can correct a product's price, re-point it at another branch, or retire it without leaving the page. Verified end to end: reseeded and confirmed all 24 Morise Milling Ltd rows in Postgres with the correct branch attribution; nest build clean; openapi.json regenerated (378 paths / 481 operations / 188 schemas — unchanged, this update adds fields to an existing schema, no new path). The group catalogue is now 58 products across 25 categories (53 storefront-priced, 5 internal-only), and all six operating subsidiaries sell at least one product or service — Morise Milling Ltd was the last one still at zero.</w:t>
+      </w:r>
+    </w:p>
+    <w:p>
+      <w:pPr>
+        <w:pStyle w:val="Heading2"/>
+      </w:pPr>
+      <w:r>
+        <w:t>Impact on this document</w:t>
+      </w:r>
+    </w:p>
+    <w:p>
+      <w:pPr>
+        <w:pStyle w:val="BodyText"/>
+      </w:pPr>
+      <w:r>
+        <w:t>Feasibility - no feasibility impact: this reuses the existing multi-tenant Product model and Admin CRUD screen. Branch tagging was already present on the schema (29 August); only its write path and the Admin UI caught up.</w:t>
       </w:r>
     </w:p>
     <w:sectPr>

--- a/docx/03_Feasibility Study - Morise Holdings Limited.docx
+++ b/docx/03_Feasibility Study - Morise Holdings Limited.docx
@@ -8973,6 +8973,62 @@
       </w:pPr>
       <w:r>
         <w:t>Feasibility - no feasibility impact: this reuses the existing multi-tenant Product model and Admin CRUD screen. Branch tagging was already present on the schema (29 August); only its write path and the Admin UI caught up.</w:t>
+      </w:r>
+    </w:p>
+    <w:p>
+      <w:pPr>
+        <w:pStyle w:val="Heading1"/>
+      </w:pPr>
+      <w:r>
+        <w:t>Implementation Status Update 99 (9 September 2026) — Morise Research &amp; Consultancy Ltd — Seventh Subsidiary + RC-MIS Specification (New Doc 25)</w:t>
+      </w:r>
+    </w:p>
+    <w:p>
+      <w:pPr>
+        <w:pStyle w:val="BodyText"/>
+      </w:pPr>
+      <w:r>
+        <w:t>An administrator asked to add a subsidiary for research and other types of consultancy, based on the client attachment docx/Research_and_Consultancy_Software_Development_Features.docx. Morise Research &amp; Consultancy Ltd is seeded as the group's seventh wholly-owned (100%) subsidiary (company id a1000000-0000-4000-8000-000000000008), registered at Plot 7, Acacia Avenue, Kololo, Kampala, currency UGX, financial year starting 1 January 2026 — created and managed by the Managing Director under the existing subsidiary-lifecycle capability (Update 34), the same way as every prior subsidiary.</w:t>
+      </w:r>
+    </w:p>
+    <w:p>
+      <w:pPr>
+        <w:pStyle w:val="BodyText"/>
+      </w:pPr>
+      <w:r>
+        <w:t>Five sites/branches (ids b1...0050-0054): Kampala Head Office, and four regional field offices — Gulu (Northern), Mbale (Eastern), Mbarara (Western) and a Karamoja Field Station (Moroto) — reflecting the client attachment's emphasis on geographic coverage and target-population reach for fieldwork. Twelve departments (ids d1...0080-0091) condense the client's fourteen-node RC-MIS architecture into standing organisational units: Client &amp; Business Development; Contracts &amp; Grants Management; Research Design &amp; Methodology; Field Operations &amp; Data Collection; Data Quality &amp; Management; Data Analysis &amp; Qualitative Research; Monitoring &amp; Evaluation; Reports, Deliverables &amp; Knowledge Management; Ethics &amp; Compliance; Finance, Procurement &amp; Subcontracting; Human Resources &amp; Consultant Management; IT, Client Portal &amp; Systems. Six starter policies (ids p1...0050-0055): Research Ethics &amp; Informed Consent, Data Protection &amp; Participant Confidentiality, Fieldwork Safety &amp; Security, Data Quality Assurance, Consultant &amp; Enumerator Conflict of Interest, and Contract, Grant &amp; Proposal Compliance.</w:t>
+      </w:r>
+    </w:p>
+    <w:p>
+      <w:pPr>
+        <w:pStyle w:val="BodyText"/>
+      </w:pPr>
+      <w:r>
+        <w:t>Like every subsidiary before its first feature build, only the organisation is seeded — seed.ts only, no code, schema or permission change. The subsidiary is not a storefront seller (0 products); a research and consultancy firm is billed on contracts, retainers and timesheets, not a priced catalogue, so it does not get a products pass the way Milling did. The RC-MIS itself (fourteen modules: CRM, Proposals &amp; Tenders, Contracts &amp; Grants, Research Projects, Field Data Collection, Data Quality &amp; Analysis, Monitoring &amp; Evaluation, Reports &amp; Deliverables, Knowledge &amp; Documents, Consultants &amp; HR, Finance &amp; Procurement, Risk &amp; Compliance, Client Portal, Management Analytics) is a specification, not built: new docx/25 restates the client attachment in the house documentation format used for docs 19-24, covering the fourteen modules, non-functional requirements, architecture, key integration points, user roles, suggested technology stack, the organisation as built above, a five-phase delivery roadmap, and how it would relate to and reuse the existing MBMS platform.</w:t>
+      </w:r>
+    </w:p>
+    <w:p>
+      <w:pPr>
+        <w:pStyle w:val="BodyText"/>
+      </w:pPr>
+      <w:r>
+        <w:t>The storefront's corporate site picks up the new subsidiary automatically from GET /customer-portal/public/overview (group now 7 subsidiaries, 31 sites/branches); mbms/storefront/src/lib/corporate.js gains a SUBSIDIARY_META entry, a SUBSIDIARY_BANNER entry and a News item for it. A new brand/banners/subsidiary-research-consultancy.svg (indigo accent; bar-chart-and-magnifying-glass motif — the group's first new subsidiary accent colour since Milling reused the base amber) is mirrored into both apps' public/brand/banners/ and added to brand/README.md's banner table. Verified end to end against the running system: the new company, its 5 branches, 12 departments and 6 policies confirmed in Postgres and via the authenticated Admin organisation API; the public overview endpoint lists it with its branch count; both banner assets resolve at /brand/banners/subsidiary-research-consultancy.svg on the Admin app and the Customer Storefront. No new endpoint, migration or permission; openapi.json unchanged.</w:t>
+      </w:r>
+    </w:p>
+    <w:p>
+      <w:pPr>
+        <w:pStyle w:val="Heading2"/>
+      </w:pPr>
+      <w:r>
+        <w:t>Impact on this document</w:t>
+      </w:r>
+    </w:p>
+    <w:p>
+      <w:pPr>
+        <w:pStyle w:val="BodyText"/>
+      </w:pPr>
+      <w:r>
+        <w:t>Feasibility - no feasibility impact: the subsidiary's organisation is seeded the same way as every subsidiary before it, reusing the existing subsidiary-lifecycle capability. The RC-MIS system itself is a specification, not a feasibility commitment.</w:t>
       </w:r>
     </w:p>
     <w:sectPr>

--- a/docx/03_Feasibility Study - Morise Holdings Limited.docx
+++ b/docx/03_Feasibility Study - Morise Holdings Limited.docx
@@ -9029,6 +9029,62 @@
       </w:pPr>
       <w:r>
         <w:t>Feasibility - no feasibility impact: the subsidiary's organisation is seeded the same way as every subsidiary before it, reusing the existing subsidiary-lifecycle capability. The RC-MIS system itself is a specification, not a feasibility commitment.</w:t>
+      </w:r>
+    </w:p>
+    <w:p>
+      <w:pPr>
+        <w:pStyle w:val="Heading1"/>
+      </w:pPr>
+      <w:r>
+        <w:t>Implementation Status Update 100 (9 September 2026) — Services Catalogue for Morise Research &amp; Consultancy Ltd (Doc 25)</w:t>
+      </w:r>
+    </w:p>
+    <w:p>
+      <w:pPr>
+        <w:pStyle w:val="BodyText"/>
+      </w:pPr>
+      <w:r>
+        <w:t>An administrator asked to add products to Morise Research &amp; Consultancy Ltd. Morise Research &amp; Consultancy Ltd was seeded as the group's seventh subsidiary in Update 99 (9 September 2026) with five field offices and twelve departments but zero products — spec-stage only, on the reasoning that a consultancy is billed on contracts and timesheets. Like Morise Collateral Management Ltd (Update 60), which is also billed on contracts and retainers, the subsidiary can still carry a priced services catalogue representing its standard, quotable engagements; this update seeds that first catalogue.</w:t>
+      </w:r>
+    </w:p>
+    <w:p>
+      <w:pPr>
+        <w:pStyle w:val="BodyText"/>
+      </w:pPr>
+      <w:r>
+        <w:t>prisma/seed.ts gains a Morise Research &amp; Consultancy Ltd services block (reusing the ensureService() helper already used for the Collateral Management catalogue): 23 services (RC-7001 through RC-7051) across 6 new categories — Research &amp; Evaluation Studies (baseline, midline/endline, impact assessment, feasibility, market research, needs assessment), Field Data Collection (quantitative survey enumeration, qualitative FGDs/KIIs, mobile/offline data-collection setup, enumerator recruitment &amp; training), Data Management &amp; Analysis (data cleaning, statistical analysis, qualitative coding, dashboard setup), Monitoring &amp; Evaluation Services (M&amp;E framework design, indicator-tracking-system setup, ongoing M&amp;E support), Technical &amp; Policy Consultancy (policy advisory, institutional capacity assessment, strategic planning facilitation, a senior-researcher day rate) and Training &amp; Capacity Building (research-methods and M&amp;E workshops). Every line is productType 'service', priced in UGX per the standard unit a client's statement of work would quote against (per study, per session, per dataset, per day), and every line carries a unitPrice, so — unlike Morise Milling Ltd's internal raw-material items — the whole catalogue is storefront-visible.</w:t>
+      </w:r>
+    </w:p>
+    <w:p>
+      <w:pPr>
+        <w:pStyle w:val="BodyText"/>
+      </w:pPr>
+      <w:r>
+        <w:t>Each service is attributed to the office best placed to deliver it: study design, analysis, policy advisory and the day-rate line sit at the Kampala Head Office; fieldwork-heavy lines (household-survey enumeration, focus groups, enumerator training, a needs assessment, ongoing M&amp;E support, the two training workshops) are spread across the Gulu, Mbale, Mbarara and Karamoja field offices to reflect where that work actually happens. No schema, code or permission change — seed.ts only, reusing the existing ensureService()/ensureCategory() helpers and Product model exactly as every prior services catalogue (Logistics, Clearing &amp; Forwarding, Warehouse Management, Collateral Management) did.</w:t>
+      </w:r>
+    </w:p>
+    <w:p>
+      <w:pPr>
+        <w:pStyle w:val="BodyText"/>
+      </w:pPr>
+      <w:r>
+        <w:t>Verified end to end against the running system: reseeded, all 23 rows confirmed in Postgres with correct branch and category attribution; the Admin Products screen, filtered to Morise Research &amp; Consultancy Ltd, lists all 23 services with correct company/branch/category/price/stock columns (screenshot-verified, no console errors); nest build clean; openapi.json regenerated byte-identical (378 paths / 481 operations / 188 schemas — no new endpoint or field). Group catalogue now 81 products across 31 categories (76 storefront-priced, 5 internal-only); all seven operating subsidiaries now sell at least one product or service.</w:t>
+      </w:r>
+    </w:p>
+    <w:p>
+      <w:pPr>
+        <w:pStyle w:val="Heading2"/>
+      </w:pPr>
+      <w:r>
+        <w:t>Impact on this document</w:t>
+      </w:r>
+    </w:p>
+    <w:p>
+      <w:pPr>
+        <w:pStyle w:val="BodyText"/>
+      </w:pPr>
+      <w:r>
+        <w:t>Feasibility - no feasibility impact: reuses the existing Product/ProductCategory model and the ensureService() seed helper already exercised for four other subsidiaries' services catalogues.</w:t>
       </w:r>
     </w:p>
     <w:sectPr>

--- a/docx/03_Feasibility Study - Morise Holdings Limited.docx
+++ b/docx/03_Feasibility Study - Morise Holdings Limited.docx
@@ -9085,6 +9085,70 @@
       </w:pPr>
       <w:r>
         <w:t>Feasibility - no feasibility impact: reuses the existing Product/ProductCategory model and the ensureService() seed helper already exercised for four other subsidiaries' services catalogues.</w:t>
+      </w:r>
+    </w:p>
+    <w:p>
+      <w:pPr>
+        <w:pStyle w:val="Heading1"/>
+      </w:pPr>
+      <w:r>
+        <w:t>Implementation Status Update 101 (9 September 2026) — Dockerized Backend, Admin App and Customer Storefront</w:t>
+      </w:r>
+    </w:p>
+    <w:p>
+      <w:pPr>
+        <w:pStyle w:val="BodyText"/>
+      </w:pPr>
+      <w:r>
+        <w:t>An administrator asked to dockerize the backend, the Admin app and the Customer Storefront. Until now only Postgres and Redis ran as containers (mbms/docker-compose.yml); the three application services ran natively (nest build + node dist/main.js for the backend, npm run dev / Vite for each frontend). This update adds a Dockerfile for each of the three, wires them into docker-compose.yml alongside Postgres and Redis, and verifies the whole stack end to end.</w:t>
+      </w:r>
+    </w:p>
+    <w:p>
+      <w:pPr>
+        <w:pStyle w:val="BodyText"/>
+      </w:pPr>
+      <w:r>
+        <w:t>backend/Dockerfile is a two-stage build on node:20-bookworm-slim (deliberately not Alpine) for both stages: npm ci, prisma generate, then npm run build — which runs nest build, not a bare tsc, so the @nestjs/swagger CLI plugin still populates the OpenAPI document's request/response schemas exactly as it does outside Docker. The runtime stage copies over only the compiled dist/, the already-generated Prisma Client, and production node_modules (npm ci --omit=dev), then runs node dist/main.js. Both stages install openssl and ca-certificates explicitly — Prisma's own documented fix for a libssl-detection warning on the bare -slim image. Using the same glibc-based Debian image for both the build and runtime stages avoids the well-known 'Query Engine could not be found' failure that mixing an Alpine (musl-libc) build with a glibc runtime, or vice versa, can cause.</w:t>
+      </w:r>
+    </w:p>
+    <w:p>
+      <w:pPr>
+        <w:pStyle w:val="BodyText"/>
+      </w:pPr>
+      <w:r>
+        <w:t>frontend/Dockerfile and storefront/Dockerfile follow a matching two-stage pattern on node:20-alpine (build) and nginx:1.27-alpine (runtime): npm run build produces a static Vite bundle, and a bundled nginx.conf reverse-proxies /api/* to the backend container by its Compose service name — the same relationship vite.config.js's dev-server proxy gives each app locally, so the existing fetch('/api/v1/...') calls need no code change and no CORS configuration either way. A try_files fallback to index.html handles client-side routing so a deep link or a page reload on a route like /companies still resolves.</w:t>
+      </w:r>
+    </w:p>
+    <w:p>
+      <w:pPr>
+        <w:pStyle w:val="BodyText"/>
+      </w:pPr>
+      <w:r>
+        <w:t>docker-compose.yml gains backend, frontend and storefront services: backend waits on a new Postgres healthcheck (pg_isready) before starting and gets its DATABASE_URL/PORT overridden to the in-network Postgres host and internal port (the rest of its configuration still comes from backend/.env via env_file); frontend and storefront are exposed on the same host ports their Vite dev servers already used (5173 / 5174) so the URLs are unchanged whether the stack is run natively or dockerized. Migrations and seeding are deliberately still run from the host (npx prisma migrate deploy &amp;&amp; npx prisma db seed against the same containerized Postgres) rather than inside the container, since the runtime image omits the prisma CLI and ts-node to stay small — this was already the workflow before the backend itself was containerized, and is unchanged now.</w:t>
+      </w:r>
+    </w:p>
+    <w:p>
+      <w:pPr>
+        <w:pStyle w:val="BodyText"/>
+      </w:pPr>
+      <w:r>
+        <w:t>Verified end to end: all three images build clean; docker compose up -d --build brings up all five containers, backend reporting healthy against Postgres's Compose healthcheck; existing seeded data (8 companies, 81 products) survived a Postgres container recreate because it lives in the mbms_pg_data named volume, not in the container itself; a staff login through the dockerized Admin app and a page load of the dockerized Customer Storefront both succeeded with the request round-tripping through nginx to the backend container and back, with zero browser console errors on either app (screenshot-verified). No schema, endpoint or permission change; openapi.json unchanged.</w:t>
+      </w:r>
+    </w:p>
+    <w:p>
+      <w:pPr>
+        <w:pStyle w:val="Heading2"/>
+      </w:pPr>
+      <w:r>
+        <w:t>Impact on this document</w:t>
+      </w:r>
+    </w:p>
+    <w:p>
+      <w:pPr>
+        <w:pStyle w:val="BodyText"/>
+      </w:pPr>
+      <w:r>
+        <w:t>Feasibility - no feasibility impact: containerizing an already-working application is an operational change, not a new capability requiring new feasibility analysis.</w:t>
       </w:r>
     </w:p>
     <w:sectPr>

--- a/docx/03_Feasibility Study - Morise Holdings Limited.docx
+++ b/docx/03_Feasibility Study - Morise Holdings Limited.docx
@@ -9149,6 +9149,54 @@
       </w:pPr>
       <w:r>
         <w:t>Feasibility - no feasibility impact: containerizing an already-working application is an operational change, not a new capability requiring new feasibility analysis.</w:t>
+      </w:r>
+    </w:p>
+    <w:p>
+      <w:pPr>
+        <w:pStyle w:val="Heading1"/>
+      </w:pPr>
+      <w:r>
+        <w:t>Implementation Status Update 102 (9 September 2026) — Storefront Language Set Scoped to 9 Official Languages</w:t>
+      </w:r>
+    </w:p>
+    <w:p>
+      <w:pPr>
+        <w:pStyle w:val="BodyText"/>
+      </w:pPr>
+      <w:r>
+        <w:t>An administrator asked for the Customer Storefront to be localised and globalised into a specific, named set of languages, grouped exactly as given: Uganda — Official/Global (English), Uganda — Official/Africa (Kiswahili), Uganda — Bantu (Luganda), Africa (Arabic), Europe (German, French, Spanish, Italian), and The Americas (Portuguese).</w:t>
+      </w:r>
+    </w:p>
+    <w:p>
+      <w:pPr>
+        <w:pStyle w:val="BodyText"/>
+      </w:pPr>
+      <w:r>
+        <w:t>These 9 languages were already shipped fully translated across Updates 29–31 (framework, full key catalogue, database content localisation), inside a much larger 43-language aspirational list added in Update 30 — 34 English-fallback placeholder languages plus two partially-translated regional languages (Runyankole, Acholi). mbms/storefront/src/locales/index.js's LANGUAGE_LIST and LOCALES are now scoped to exactly these 9 official languages, retiring the placeholder and partial entries; every remaining language ships a complete translation, so the picker's “English for now” caveat no longer applies to any option, and TRANSLATED_LANGS now equals FULLY_TRANSLATED_LANGS. The picker's region groups match the administrator's naming exactly.</w:t>
+      </w:r>
+    </w:p>
+    <w:p>
+      <w:pPr>
+        <w:pStyle w:val="BodyText"/>
+      </w:pPr>
+      <w:r>
+        <w:t>Database content localisation (glossary + TranslationProvider seam, Update 32), currency/figure localisation (lib/format.js's CURRENCY_BY_LANG / LOCALE_TAG, Update 33) and digit transliteration already covered exactly this 9-language set and needed no change. No backend, schema, endpoint or permission change — a front-end scope change to an existing feature. Verified end to end: vite build clean (74 modules); the language picker shows exactly 9 options across the administrator's 6 named region groups, all rendering the full storefront (not an English fallback).</w:t>
+      </w:r>
+    </w:p>
+    <w:p>
+      <w:pPr>
+        <w:pStyle w:val="Heading2"/>
+      </w:pPr>
+      <w:r>
+        <w:t>Impact on this document</w:t>
+      </w:r>
+    </w:p>
+    <w:p>
+      <w:pPr>
+        <w:pStyle w:val="BodyText"/>
+      </w:pPr>
+      <w:r>
+        <w:t>Feasibility — no feasibility impact: trimming an existing translated list to a named subset needs no new technical capability.</w:t>
       </w:r>
     </w:p>
     <w:sectPr>

--- a/docx/03_Feasibility Study - Morise Holdings Limited.docx
+++ b/docx/03_Feasibility Study - Morise Holdings Limited.docx
@@ -9197,6 +9197,62 @@
       </w:pPr>
       <w:r>
         <w:t>Feasibility — no feasibility impact: trimming an existing translated list to a named subset needs no new technical capability.</w:t>
+      </w:r>
+    </w:p>
+    <w:p>
+      <w:pPr>
+        <w:pStyle w:val="Heading1"/>
+      </w:pPr>
+      <w:r>
+        <w:t>Implementation Status Update 103 (9 September 2026) — Every Non-English Official Language Reaches 100% Key Parity</w:t>
+      </w:r>
+    </w:p>
+    <w:p>
+      <w:pPr>
+        <w:pStyle w:val="BodyText"/>
+      </w:pPr>
+      <w:r>
+        <w:t>An administrator clarified Update 102's scope: every word on the Customer Storefront — apart from proper nouns such as “Morise Holdings” and a subsidiary's own name — must change with the chosen language, for all 9 official languages.</w:t>
+      </w:r>
+    </w:p>
+    <w:p>
+      <w:pPr>
+        <w:pStyle w:val="BodyText"/>
+      </w:pPr>
+      <w:r>
+        <w:t>Auditing mbms/storefront/src/locales/en.js (the 528-key complete catalogue) against each translated table found the same 66 keys missing from every one of the 8 non-English languages (fr/es/pt/de/it in eu.js; sw/lg/ar in regional.js) — 462/528 = 87.5% coverage across the board. The gap was entirely features added after the original translation passes and never backfilled: the group-storefront / subsidiary-directory keys (Update 48) and the delivery-confirmation / Morise e-Stamp keys (Updates 94-96) existed only in English.</w:t>
+      </w:r>
+    </w:p>
+    <w:p>
+      <w:pPr>
+        <w:pStyle w:val="BodyText"/>
+      </w:pPr>
+      <w:r>
+        <w:t>All 66 keys are now translated into all 8 languages (528 new key/value pairs total), reusing the terminology each language already established elsewhere in the catalogue (e.g. French succursale / German Filiale for “branch” vs. French filiale / German Tochtergesellschaft for “subsidiary”, matching the existing corp.whollyOwned wording; Swahili Kampuni / Luganda Kkampuni / Arabic الشركة for “company”, matching account.companyName). “Morise e-Stamp” and company/subsidiary proper nouns are kept untranslated. Every language now carries 528/528 keys — 100% parity with English.</w:t>
+      </w:r>
+    </w:p>
+    <w:p>
+      <w:pPr>
+        <w:pStyle w:val="BodyText"/>
+      </w:pPr>
+      <w:r>
+        <w:t>A source scan for hard-coded JSX text bypassing the t() catalogue (capitalised text nodes and placeholder/aria-label/title/alt attributes across src/pages and src/components) found nothing outstanding beyond the “MORISE” wordmark in the corporate header logo and one example person-name placeholder — both proper nouns, exempt by the administrator's own instruction. No backend, schema, endpoint or permission change — a locale-data-only change. Verified end to end: vite build clean (74 modules); the dockerized storefront container was rebuilt and redeployed, and the live built bundle was checked directly (curl against the built assets/index-*.js) to confirm the new strings actually ship.</w:t>
+      </w:r>
+    </w:p>
+    <w:p>
+      <w:pPr>
+        <w:pStyle w:val="Heading2"/>
+      </w:pPr>
+      <w:r>
+        <w:t>Impact on this document</w:t>
+      </w:r>
+    </w:p>
+    <w:p>
+      <w:pPr>
+        <w:pStyle w:val="BodyText"/>
+      </w:pPr>
+      <w:r>
+        <w:t>Feasibility — no feasibility impact: backfilling translation keys that already had an established pattern needed no new technical capability.</w:t>
       </w:r>
     </w:p>
     <w:sectPr>

--- a/docx/03_Feasibility Study - Morise Holdings Limited.docx
+++ b/docx/03_Feasibility Study - Morise Holdings Limited.docx
@@ -9253,6 +9253,62 @@
       </w:pPr>
       <w:r>
         <w:t>Feasibility — no feasibility impact: backfilling translation keys that already had an established pattern needed no new technical capability.</w:t>
+      </w:r>
+    </w:p>
+    <w:p>
+      <w:pPr>
+        <w:pStyle w:val="Heading1"/>
+      </w:pPr>
+      <w:r>
+        <w:t>Implementation Status Update 104 (9 September 2026) — Admin App and Customer Storefront Connected to Netlify</w:t>
+      </w:r>
+    </w:p>
+    <w:p>
+      <w:pPr>
+        <w:pStyle w:val="BodyText"/>
+      </w:pPr>
+      <w:r>
+        <w:t>An administrator asked to connect the project to Netlify. Netlify hosts static sites and serverless functions only — it cannot run the stateful NestJS backend (+ Postgres/Redis) that both front-end apps depend on for every API call, so this connects the two static, front-end-only apps; the backend stays wherever it is already reachable (locally / Docker for now). This is an explicit, agreed trade-off ("wire up Netlify now, backend later") — both deployed apps' /api/v1/* calls fail until the backend has a public URL.</w:t>
+      </w:r>
+    </w:p>
+    <w:p>
+      <w:pPr>
+        <w:pStyle w:val="BodyText"/>
+      </w:pPr>
+      <w:r>
+        <w:t>Two Netlify sites were created via the Netlify CLI (obekegodfrey3@gmail.com account, team obekegodfrey3's team), each linked to its own subdirectory of this monorepo: morise-storefront (https://morise-storefront.netlify.app) to mbms/storefront; morise-admin (https://morise-admin.netlify.app) to mbms/frontend. A new netlify.toml in each app directory sets the build command (npm run build), the publish directory (dist), a SPA catch-all redirect so react-router-dom's client-side routes survive a hard refresh or direct link (verified: a deep route on each site returns 200, not a Netlify 404), and a commented-out /api/* proxy redirect to the backend, ready to uncomment once it has a public URL — positioned above the catch-all, since Netlify evaluates [[redirects]] blocks in file order.</w:t>
+      </w:r>
+    </w:p>
+    <w:p>
+      <w:pPr>
+        <w:pStyle w:val="BodyText"/>
+      </w:pPr>
+      <w:r>
+        <w:t>No application code changed: both apps already call the backend at relative /api/v1/* paths (src/lib/api.js), the same paths each app's Dockerfile nginx.conf already reverse-proxies locally, so the Netlify redirect is the natural production equivalent once a backend URL exists. Each site was built and given an initial manual production deploy (netlify deploy --prod --dir=dist), verified live with curl (root and a deep route on each site, both 200).</w:t>
+      </w:r>
+    </w:p>
+    <w:p>
+      <w:pPr>
+        <w:pStyle w:val="BodyText"/>
+      </w:pPr>
+      <w:r>
+        <w:t>Continuous deployment from GitHub pushes was deliberately not set up — linking a Netlify site to a Git repository for auto-deploys requires installing the Netlify GitHub App, a one-time authorisation only the repository owner can grant by clicking through Netlify's UI (Site configuration -&gt; Build &amp; deploy -&gt; Continuous deployment, connect obekegodfreyvicent/moriseholdings, set Base directory to mbms/storefront or mbms/frontend respectively). .gitignore gained a .netlify entry (auto-added by netlify link, which writes a machine-local linked-site-ID file correctly kept out of git). No backend, schema, endpoint or permission change.</w:t>
+      </w:r>
+    </w:p>
+    <w:p>
+      <w:pPr>
+        <w:pStyle w:val="Heading2"/>
+      </w:pPr>
+      <w:r>
+        <w:t>Impact on this document</w:t>
+      </w:r>
+    </w:p>
+    <w:p>
+      <w:pPr>
+        <w:pStyle w:val="BodyText"/>
+      </w:pPr>
+      <w:r>
+        <w:t>Feasibility — no feasibility impact: static hosting of two already-working Vite builds is an operational change, not a new capability requiring design.</w:t>
       </w:r>
     </w:p>
     <w:sectPr>

--- a/docx/03_Feasibility Study - Morise Holdings Limited.docx
+++ b/docx/03_Feasibility Study - Morise Holdings Limited.docx
@@ -9309,6 +9309,62 @@
       </w:pPr>
       <w:r>
         <w:t>Feasibility — no feasibility impact: static hosting of two already-working Vite builds is an operational change, not a new capability requiring design.</w:t>
+      </w:r>
+    </w:p>
+    <w:p>
+      <w:pPr>
+        <w:pStyle w:val="Heading1"/>
+      </w:pPr>
+      <w:r>
+        <w:t>Implementation Status Update 105 (9 September 2026) — Promo Banner Wordings Now Change With the Storefront Language</w:t>
+      </w:r>
+    </w:p>
+    <w:p>
+      <w:pPr>
+        <w:pStyle w:val="BodyText"/>
+      </w:pPr>
+      <w:r>
+        <w:t>An administrator asked that banner wordings on the Customer Storefront also change for the customer's chosen language, across all 9 official languages (Update 102).</w:t>
+      </w:r>
+    </w:p>
+    <w:p>
+      <w:pPr>
+        <w:pStyle w:val="BodyText"/>
+      </w:pPr>
+      <w:r>
+        <w:t>Banners are admin-authored database content (PromoBanner rows), not UI catalogue strings - they translate through the backend content-glossary seam (ContentTranslationService.toLocale, added Update 39), an exact-phrase dictionary in mbms/backend/src/common/translation/content-glossary.ts, separate from the storefront's own 528-key t() catalogue (Updates 102/103). Only 1 of the 3 seeded promo banners (Morise Agro Ltd's home-page rail: "Season stock-up...") had its heading/body/link label in the glossary; the other two ("One storefront for the whole group" / "Explore the group" and "Bulk fuel and haulage, booked online" / "Book a delivery") were never added when the banner content itself was written (Update 39) - a toLocale() exact-match miss falls through to a word-token partial translation (e.g. "Bulk" -&gt; "En vrac" in French) rather than the full phrase, and for a banner with no matching tokens at all ("One storefront..."), stayed in raw English in every language.</w:t>
+      </w:r>
+    </w:p>
+    <w:p>
+      <w:pPr>
+        <w:pStyle w:val="BodyText"/>
+      </w:pPr>
+      <w:r>
+        <w:t>All 6 missing glossary entries (2 banners x heading/body/link label) are now added, in all 8 non-English languages, reusing established vocabulary (Fuel / Freight Services already in the glossary from the clearing/forwarding categories).</w:t>
+      </w:r>
+    </w:p>
+    <w:p>
+      <w:pPr>
+        <w:pStyle w:val="BodyText"/>
+      </w:pPr>
+      <w:r>
+        <w:t>Verified end to end against the running system (rebuilt and restarted the backend Docker container first - the glossary is backend-only code, so the storefront needed no rebuild): logged in as the demo customer, called GET /customer-portal/promo-banners with Accept-Language: en/sw/lg/fr/es/pt/de/it/ar - all 3 banners' heading, body and link label now render fully in the chosen language for all 9, confirmed by inspecting each response directly. No schema, endpoint, permission or storefront-code change - one backend content file.</w:t>
+      </w:r>
+    </w:p>
+    <w:p>
+      <w:pPr>
+        <w:pStyle w:val="Heading2"/>
+      </w:pPr>
+      <w:r>
+        <w:t>Impact on this document</w:t>
+      </w:r>
+    </w:p>
+    <w:p>
+      <w:pPr>
+        <w:pStyle w:val="BodyText"/>
+      </w:pPr>
+      <w:r>
+        <w:t>Feasibility — no feasibility impact: adding six dictionary entries to an existing translation seam needs no new technical capability.</w:t>
       </w:r>
     </w:p>
     <w:sectPr>

--- a/docx/03_Feasibility Study - Morise Holdings Limited.docx
+++ b/docx/03_Feasibility Study - Morise Holdings Limited.docx
@@ -9365,6 +9365,62 @@
       </w:pPr>
       <w:r>
         <w:t>Feasibility — no feasibility impact: adding six dictionary entries to an existing translation seam needs no new technical capability.</w:t>
+      </w:r>
+    </w:p>
+    <w:p>
+      <w:pPr>
+        <w:pStyle w:val="Heading1"/>
+      </w:pPr>
+      <w:r>
+        <w:t>Implementation Status Update 106 (9 September 2026) — SSL/TLS Certificates via Let's Encrypt</w:t>
+      </w:r>
+    </w:p>
+    <w:p>
+      <w:pPr>
+        <w:pStyle w:val="BodyText"/>
+      </w:pPr>
+      <w:r>
+        <w:t>An administrator asked for SSL certificates to be added, updated and implemented across the project's hosting.</w:t>
+      </w:r>
+    </w:p>
+    <w:p>
+      <w:pPr>
+        <w:pStyle w:val="BodyText"/>
+      </w:pPr>
+      <w:r>
+        <w:t>Netlify (Admin app, Customer Storefront) and Render (backend, per render.yaml) already auto-provision and auto-renew free Let's Encrypt certificates for every site they host, including any custom domain added later (Netlify: Site configuration -&gt; Domain management; Render: service -&gt; Settings -&gt; Custom Domains) - this has been true, with zero configuration, since each was connected (Updates 104/105). There was nothing to implement on this path.</w:t>
+      </w:r>
+    </w:p>
+    <w:p>
+      <w:pPr>
+        <w:pStyle w:val="BodyText"/>
+      </w:pPr>
+      <w:r>
+        <w:t>The self-hosted docker-compose.yml stack had no TLS at all - frontend/storefront's nginx and the backend container all serve plain HTTP only, fine for local development but not for a server reachable from the internet. A new mbms/deploy/ directory closes this gap: docker-compose.ssl.yml adds a public-facing nginx-proxy service (the only container terminating TLS; it reverse-proxies to the existing, unchanged frontend/storefront/backend containers) and a certbot service (a renewal loop every 12h, no host cron needed); nginx/app.conf.template plus ssl-params.conf give each app its own HTTPS server block (HTTP to HTTPS redirect, TLS 1.2/1.3 and HSTS), with domain names templated via envsubst rather than hardcoded; init-letsencrypt.sh bootstraps a throwaway self-signed certificate so nginx can start, then requests the real certificate from Let's Encrypt over the HTTP-01 webroot challenge and reloads nginx onto it, safely re-runnable since it skips any domain that already has a live certificate.</w:t>
+      </w:r>
+    </w:p>
+    <w:p>
+      <w:pPr>
+        <w:pStyle w:val="BodyText"/>
+      </w:pPr>
+      <w:r>
+        <w:t>Verified: the rendered nginx configuration passed nginx -t inside the pinned nginx:1.27-alpine image before this was committed. No application, schema, endpoint or permission change - this is infrastructure only.</w:t>
+      </w:r>
+    </w:p>
+    <w:p>
+      <w:pPr>
+        <w:pStyle w:val="Heading2"/>
+      </w:pPr>
+      <w:r>
+        <w:t>Impact on this document</w:t>
+      </w:r>
+    </w:p>
+    <w:p>
+      <w:pPr>
+        <w:pStyle w:val="BodyText"/>
+      </w:pPr>
+      <w:r>
+        <w:t>Feasibility — no feasibility impact: Let's Encrypt via certbot is a free, well-established mechanism, and the hosted paths (Netlify, Render) already had HTTPS with no extra work.</w:t>
       </w:r>
     </w:p>
     <w:sectPr>
